--- a/NIR_2.docx
+++ b/NIR_2.docx
@@ -764,7 +764,7 @@
           <w:r>
             <w:fldChar w:fldCharType="separate"/>
           </w:r>
-          <w:hyperlink w:anchor="_Toc232500506" w:history="1">
+          <w:hyperlink w:anchor="_Toc232863488" w:history="1">
             <w:r>
               <w:rPr>
                 <w:rStyle w:val="aff4"/>
@@ -787,7 +787,7 @@
               <w:rPr>
                 <w:webHidden/>
               </w:rPr>
-              <w:instrText xml:space="preserve"> PAGEREF _Toc232500506 \h </w:instrText>
+              <w:instrText xml:space="preserve"> PAGEREF _Toc232863488 \h </w:instrText>
             </w:r>
             <w:r>
               <w:rPr>
@@ -826,38 +826,21 @@
               <w14:ligatures w14:val="standardContextual"/>
             </w:rPr>
           </w:pPr>
-          <w:hyperlink w:anchor="_Toc232500507" w:history="1">
+          <w:hyperlink w:anchor="_Toc232863489" w:history="1">
             <w:r>
               <w:rPr>
                 <w:rStyle w:val="aff4"/>
               </w:rPr>
-              <w:t>1</w:t>
+              <w:t>Цель работы</w:t>
             </w:r>
             <w:r>
               <w:rPr>
-                <w:rFonts w:asciiTheme="minorHAnsi" w:hAnsiTheme="minorHAnsi"/>
-                <w:b w:val="0"/>
-                <w:kern w:val="2"/>
-                <w:sz w:val="24"/>
-                <w:szCs w:val="24"/>
-                <w14:ligatures w14:val="standardContextual"/>
+                <w:webHidden/>
               </w:rPr>
               <w:tab/>
             </w:r>
             <w:r>
               <w:rPr>
-                <w:rStyle w:val="aff4"/>
-              </w:rPr>
-              <w:t>Обзор DAG систем</w:t>
-            </w:r>
-            <w:r>
-              <w:rPr>
-                <w:webHidden/>
-              </w:rPr>
-              <w:tab/>
-            </w:r>
-            <w:r>
-              <w:rPr>
                 <w:webHidden/>
               </w:rPr>
               <w:fldChar w:fldCharType="begin"/>
@@ -866,7 +849,7 @@
               <w:rPr>
                 <w:webHidden/>
               </w:rPr>
-              <w:instrText xml:space="preserve"> PAGEREF _Toc232500507 \h </w:instrText>
+              <w:instrText xml:space="preserve"> PAGEREF _Toc232863489 \h </w:instrText>
             </w:r>
             <w:r>
               <w:rPr>
@@ -883,393 +866,7 @@
               <w:rPr>
                 <w:webHidden/>
               </w:rPr>
-              <w:t>5</w:t>
-            </w:r>
-            <w:r>
-              <w:rPr>
-                <w:webHidden/>
-              </w:rPr>
-              <w:fldChar w:fldCharType="end"/>
-            </w:r>
-          </w:hyperlink>
-        </w:p>
-        <w:p>
-          <w:pPr>
-            <w:pStyle w:val="24"/>
-            <w:rPr>
-              <w:rFonts w:asciiTheme="minorHAnsi" w:hAnsiTheme="minorHAnsi"/>
-              <w:kern w:val="2"/>
-              <w:sz w:val="24"/>
-              <w:szCs w:val="24"/>
-              <w14:ligatures w14:val="standardContextual"/>
-            </w:rPr>
-          </w:pPr>
-          <w:hyperlink w:anchor="_Toc232500508" w:history="1">
-            <w:r>
-              <w:rPr>
-                <w:rStyle w:val="aff4"/>
-              </w:rPr>
-              <w:t>1.1</w:t>
-            </w:r>
-            <w:r>
-              <w:rPr>
-                <w:rFonts w:asciiTheme="minorHAnsi" w:hAnsiTheme="minorHAnsi"/>
-                <w:kern w:val="2"/>
-                <w:sz w:val="24"/>
-                <w:szCs w:val="24"/>
-                <w14:ligatures w14:val="standardContextual"/>
-              </w:rPr>
-              <w:tab/>
-            </w:r>
-            <w:r>
-              <w:rPr>
-                <w:rStyle w:val="aff4"/>
-              </w:rPr>
-              <w:t>IOTA 2.0</w:t>
-            </w:r>
-            <w:r>
-              <w:rPr>
-                <w:webHidden/>
-              </w:rPr>
-              <w:tab/>
-            </w:r>
-            <w:r>
-              <w:rPr>
-                <w:webHidden/>
-              </w:rPr>
-              <w:fldChar w:fldCharType="begin"/>
-            </w:r>
-            <w:r>
-              <w:rPr>
-                <w:webHidden/>
-              </w:rPr>
-              <w:instrText xml:space="preserve"> PAGEREF _Toc232500508 \h </w:instrText>
-            </w:r>
-            <w:r>
-              <w:rPr>
-                <w:webHidden/>
-              </w:rPr>
-            </w:r>
-            <w:r>
-              <w:rPr>
-                <w:webHidden/>
-              </w:rPr>
-              <w:fldChar w:fldCharType="separate"/>
-            </w:r>
-            <w:r>
-              <w:rPr>
-                <w:webHidden/>
-              </w:rPr>
-              <w:t>5</w:t>
-            </w:r>
-            <w:r>
-              <w:rPr>
-                <w:webHidden/>
-              </w:rPr>
-              <w:fldChar w:fldCharType="end"/>
-            </w:r>
-          </w:hyperlink>
-        </w:p>
-        <w:p>
-          <w:pPr>
-            <w:pStyle w:val="24"/>
-            <w:rPr>
-              <w:rFonts w:asciiTheme="minorHAnsi" w:hAnsiTheme="minorHAnsi"/>
-              <w:kern w:val="2"/>
-              <w:sz w:val="24"/>
-              <w:szCs w:val="24"/>
-              <w14:ligatures w14:val="standardContextual"/>
-            </w:rPr>
-          </w:pPr>
-          <w:hyperlink w:anchor="_Toc232500509" w:history="1">
-            <w:r>
-              <w:rPr>
-                <w:rStyle w:val="aff4"/>
-                <w:lang w:val="en-US"/>
-              </w:rPr>
-              <w:t>1.2</w:t>
-            </w:r>
-            <w:r>
-              <w:rPr>
-                <w:rFonts w:asciiTheme="minorHAnsi" w:hAnsiTheme="minorHAnsi"/>
-                <w:kern w:val="2"/>
-                <w:sz w:val="24"/>
-                <w:szCs w:val="24"/>
-                <w14:ligatures w14:val="standardContextual"/>
-              </w:rPr>
-              <w:tab/>
-            </w:r>
-            <w:r>
-              <w:rPr>
-                <w:rStyle w:val="aff4"/>
-              </w:rPr>
-              <w:t>Hashgraph</w:t>
-            </w:r>
-            <w:r>
-              <w:rPr>
-                <w:webHidden/>
-              </w:rPr>
-              <w:tab/>
-            </w:r>
-            <w:r>
-              <w:rPr>
-                <w:webHidden/>
-              </w:rPr>
-              <w:fldChar w:fldCharType="begin"/>
-            </w:r>
-            <w:r>
-              <w:rPr>
-                <w:webHidden/>
-              </w:rPr>
-              <w:instrText xml:space="preserve"> PAGEREF _Toc232500509 \h </w:instrText>
-            </w:r>
-            <w:r>
-              <w:rPr>
-                <w:webHidden/>
-              </w:rPr>
-            </w:r>
-            <w:r>
-              <w:rPr>
-                <w:webHidden/>
-              </w:rPr>
-              <w:fldChar w:fldCharType="separate"/>
-            </w:r>
-            <w:r>
-              <w:rPr>
-                <w:webHidden/>
-              </w:rPr>
-              <w:t>12</w:t>
-            </w:r>
-            <w:r>
-              <w:rPr>
-                <w:webHidden/>
-              </w:rPr>
-              <w:fldChar w:fldCharType="end"/>
-            </w:r>
-          </w:hyperlink>
-        </w:p>
-        <w:p>
-          <w:pPr>
-            <w:pStyle w:val="24"/>
-            <w:rPr>
-              <w:rFonts w:asciiTheme="minorHAnsi" w:hAnsiTheme="minorHAnsi"/>
-              <w:kern w:val="2"/>
-              <w:sz w:val="24"/>
-              <w:szCs w:val="24"/>
-              <w14:ligatures w14:val="standardContextual"/>
-            </w:rPr>
-          </w:pPr>
-          <w:hyperlink w:anchor="_Toc232500510" w:history="1">
-            <w:r>
-              <w:rPr>
-                <w:rStyle w:val="aff4"/>
-              </w:rPr>
-              <w:t>1.3</w:t>
-            </w:r>
-            <w:r>
-              <w:rPr>
-                <w:rFonts w:asciiTheme="minorHAnsi" w:hAnsiTheme="minorHAnsi"/>
-                <w:kern w:val="2"/>
-                <w:sz w:val="24"/>
-                <w:szCs w:val="24"/>
-                <w14:ligatures w14:val="standardContextual"/>
-              </w:rPr>
-              <w:tab/>
-            </w:r>
-            <w:r>
-              <w:rPr>
-                <w:rStyle w:val="aff4"/>
-              </w:rPr>
-              <w:t>PHANTOM / BlockDAG</w:t>
-            </w:r>
-            <w:r>
-              <w:rPr>
-                <w:webHidden/>
-              </w:rPr>
-              <w:tab/>
-            </w:r>
-            <w:r>
-              <w:rPr>
-                <w:webHidden/>
-              </w:rPr>
-              <w:fldChar w:fldCharType="begin"/>
-            </w:r>
-            <w:r>
-              <w:rPr>
-                <w:webHidden/>
-              </w:rPr>
-              <w:instrText xml:space="preserve"> PAGEREF _Toc232500510 \h </w:instrText>
-            </w:r>
-            <w:r>
-              <w:rPr>
-                <w:webHidden/>
-              </w:rPr>
-            </w:r>
-            <w:r>
-              <w:rPr>
-                <w:webHidden/>
-              </w:rPr>
-              <w:fldChar w:fldCharType="separate"/>
-            </w:r>
-            <w:r>
-              <w:rPr>
-                <w:webHidden/>
-              </w:rPr>
-              <w:t>22</w:t>
-            </w:r>
-            <w:r>
-              <w:rPr>
-                <w:webHidden/>
-              </w:rPr>
-              <w:fldChar w:fldCharType="end"/>
-            </w:r>
-          </w:hyperlink>
-        </w:p>
-        <w:p>
-          <w:pPr>
-            <w:pStyle w:val="24"/>
-            <w:rPr>
-              <w:rFonts w:asciiTheme="minorHAnsi" w:hAnsiTheme="minorHAnsi"/>
-              <w:kern w:val="2"/>
-              <w:sz w:val="24"/>
-              <w:szCs w:val="24"/>
-              <w14:ligatures w14:val="standardContextual"/>
-            </w:rPr>
-          </w:pPr>
-          <w:hyperlink w:anchor="_Toc232500511" w:history="1">
-            <w:r>
-              <w:rPr>
-                <w:rStyle w:val="aff4"/>
-              </w:rPr>
-              <w:t>1.4</w:t>
-            </w:r>
-            <w:r>
-              <w:rPr>
-                <w:rFonts w:asciiTheme="minorHAnsi" w:hAnsiTheme="minorHAnsi"/>
-                <w:kern w:val="2"/>
-                <w:sz w:val="24"/>
-                <w:szCs w:val="24"/>
-                <w14:ligatures w14:val="standardContextual"/>
-              </w:rPr>
-              <w:tab/>
-            </w:r>
-            <w:r>
-              <w:rPr>
-                <w:rStyle w:val="aff4"/>
-              </w:rPr>
-              <w:t>Avalanche</w:t>
-            </w:r>
-            <w:r>
-              <w:rPr>
-                <w:webHidden/>
-              </w:rPr>
-              <w:tab/>
-            </w:r>
-            <w:r>
-              <w:rPr>
-                <w:webHidden/>
-              </w:rPr>
-              <w:fldChar w:fldCharType="begin"/>
-            </w:r>
-            <w:r>
-              <w:rPr>
-                <w:webHidden/>
-              </w:rPr>
-              <w:instrText xml:space="preserve"> PAGEREF _Toc232500511 \h </w:instrText>
-            </w:r>
-            <w:r>
-              <w:rPr>
-                <w:webHidden/>
-              </w:rPr>
-            </w:r>
-            <w:r>
-              <w:rPr>
-                <w:webHidden/>
-              </w:rPr>
-              <w:fldChar w:fldCharType="separate"/>
-            </w:r>
-            <w:r>
-              <w:rPr>
-                <w:webHidden/>
-              </w:rPr>
-              <w:t>22</w:t>
-            </w:r>
-            <w:r>
-              <w:rPr>
-                <w:webHidden/>
-              </w:rPr>
-              <w:fldChar w:fldCharType="end"/>
-            </w:r>
-          </w:hyperlink>
-        </w:p>
-        <w:p>
-          <w:pPr>
-            <w:pStyle w:val="24"/>
-            <w:rPr>
-              <w:rFonts w:asciiTheme="minorHAnsi" w:hAnsiTheme="minorHAnsi"/>
-              <w:kern w:val="2"/>
-              <w:sz w:val="24"/>
-              <w:szCs w:val="24"/>
-              <w14:ligatures w14:val="standardContextual"/>
-            </w:rPr>
-          </w:pPr>
-          <w:hyperlink w:anchor="_Toc232500512" w:history="1">
-            <w:r>
-              <w:rPr>
-                <w:rStyle w:val="aff4"/>
-              </w:rPr>
-              <w:t>1.5</w:t>
-            </w:r>
-            <w:r>
-              <w:rPr>
-                <w:rFonts w:asciiTheme="minorHAnsi" w:hAnsiTheme="minorHAnsi"/>
-                <w:kern w:val="2"/>
-                <w:sz w:val="24"/>
-                <w:szCs w:val="24"/>
-                <w14:ligatures w14:val="standardContextual"/>
-              </w:rPr>
-              <w:tab/>
-            </w:r>
-            <w:r>
-              <w:rPr>
-                <w:rStyle w:val="aff4"/>
-              </w:rPr>
-              <w:t>Сравнение DAG – систем и выбор наиболее подходящего для системы умного города</w:t>
-            </w:r>
-            <w:r>
-              <w:rPr>
-                <w:webHidden/>
-              </w:rPr>
-              <w:tab/>
-            </w:r>
-            <w:r>
-              <w:rPr>
-                <w:webHidden/>
-              </w:rPr>
-              <w:fldChar w:fldCharType="begin"/>
-            </w:r>
-            <w:r>
-              <w:rPr>
-                <w:webHidden/>
-              </w:rPr>
-              <w:instrText xml:space="preserve"> PAGEREF _Toc232500512 \h </w:instrText>
-            </w:r>
-            <w:r>
-              <w:rPr>
-                <w:webHidden/>
-              </w:rPr>
-            </w:r>
-            <w:r>
-              <w:rPr>
-                <w:webHidden/>
-              </w:rPr>
-              <w:fldChar w:fldCharType="separate"/>
-            </w:r>
-            <w:r>
-              <w:rPr>
-                <w:webHidden/>
-              </w:rPr>
-              <w:t>23</w:t>
+              <w:t>4</w:t>
             </w:r>
             <w:r>
               <w:rPr>
@@ -1291,12 +888,12 @@
               <w14:ligatures w14:val="standardContextual"/>
             </w:rPr>
           </w:pPr>
-          <w:hyperlink w:anchor="_Toc232500513" w:history="1">
+          <w:hyperlink w:anchor="_Toc232863490" w:history="1">
             <w:r>
               <w:rPr>
                 <w:rStyle w:val="aff4"/>
               </w:rPr>
-              <w:t>2</w:t>
+              <w:t>1</w:t>
             </w:r>
             <w:r>
               <w:rPr>
@@ -1313,26 +910,7 @@
               <w:rPr>
                 <w:rStyle w:val="aff4"/>
               </w:rPr>
-              <w:t>П</w:t>
-            </w:r>
-            <w:r>
-              <w:rPr>
-                <w:rStyle w:val="aff4"/>
-              </w:rPr>
-              <w:t xml:space="preserve">редлагаемая модель </w:t>
-            </w:r>
-            <w:r>
-              <w:rPr>
-                <w:rStyle w:val="aff4"/>
-                <w:lang w:val="en-US"/>
-              </w:rPr>
-              <w:t>DAG</w:t>
-            </w:r>
-            <w:r>
-              <w:rPr>
-                <w:rStyle w:val="aff4"/>
-              </w:rPr>
-              <w:t>-реестра с ротацией генезис-состояния</w:t>
+              <w:t>Обзор DAG систем</w:t>
             </w:r>
             <w:r>
               <w:rPr>
@@ -1350,7 +928,7 @@
               <w:rPr>
                 <w:webHidden/>
               </w:rPr>
-              <w:instrText xml:space="preserve"> PAGEREF _Toc232500513 \h </w:instrText>
+              <w:instrText xml:space="preserve"> PAGEREF _Toc232863490 \h </w:instrText>
             </w:r>
             <w:r>
               <w:rPr>
@@ -1367,7 +945,7 @@
               <w:rPr>
                 <w:webHidden/>
               </w:rPr>
-              <w:t>25</w:t>
+              <w:t>5</w:t>
             </w:r>
             <w:r>
               <w:rPr>
@@ -1388,13 +966,12 @@
               <w14:ligatures w14:val="standardContextual"/>
             </w:rPr>
           </w:pPr>
-          <w:hyperlink w:anchor="_Toc232500514" w:history="1">
+          <w:hyperlink w:anchor="_Toc232863491" w:history="1">
             <w:r>
               <w:rPr>
                 <w:rStyle w:val="aff4"/>
-                <w:lang w:val="en-US"/>
-              </w:rPr>
-              <w:t>2.1</w:t>
+              </w:rPr>
+              <w:t>1.1</w:t>
             </w:r>
             <w:r>
               <w:rPr>
@@ -1410,7 +987,7 @@
               <w:rPr>
                 <w:rStyle w:val="aff4"/>
               </w:rPr>
-              <w:t>Общее описание идеи</w:t>
+              <w:t>IOTA 2.0</w:t>
             </w:r>
             <w:r>
               <w:rPr>
@@ -1428,7 +1005,7 @@
               <w:rPr>
                 <w:webHidden/>
               </w:rPr>
-              <w:instrText xml:space="preserve"> PAGEREF _Toc232500514 \h </w:instrText>
+              <w:instrText xml:space="preserve"> PAGEREF _Toc232863491 \h </w:instrText>
             </w:r>
             <w:r>
               <w:rPr>
@@ -1445,7 +1022,7 @@
               <w:rPr>
                 <w:webHidden/>
               </w:rPr>
-              <w:t>25</w:t>
+              <w:t>5</w:t>
             </w:r>
             <w:r>
               <w:rPr>
@@ -1466,12 +1043,13 @@
               <w14:ligatures w14:val="standardContextual"/>
             </w:rPr>
           </w:pPr>
-          <w:hyperlink w:anchor="_Toc232500515" w:history="1">
+          <w:hyperlink w:anchor="_Toc232863492" w:history="1">
             <w:r>
               <w:rPr>
                 <w:rStyle w:val="aff4"/>
-              </w:rPr>
-              <w:t>2.2</w:t>
+                <w:lang w:val="en-US"/>
+              </w:rPr>
+              <w:t>1.2</w:t>
             </w:r>
             <w:r>
               <w:rPr>
@@ -1487,7 +1065,7 @@
               <w:rPr>
                 <w:rStyle w:val="aff4"/>
               </w:rPr>
-              <w:t>Формальная модель реестра и протокола подтверждения</w:t>
+              <w:t>Hashgraph</w:t>
             </w:r>
             <w:r>
               <w:rPr>
@@ -1505,7 +1083,7 @@
               <w:rPr>
                 <w:webHidden/>
               </w:rPr>
-              <w:instrText xml:space="preserve"> PAGEREF _Toc232500515 \h </w:instrText>
+              <w:instrText xml:space="preserve"> PAGEREF _Toc232863492 \h </w:instrText>
             </w:r>
             <w:r>
               <w:rPr>
@@ -1522,7 +1100,238 @@
               <w:rPr>
                 <w:webHidden/>
               </w:rPr>
-              <w:t>27</w:t>
+              <w:t>12</w:t>
+            </w:r>
+            <w:r>
+              <w:rPr>
+                <w:webHidden/>
+              </w:rPr>
+              <w:fldChar w:fldCharType="end"/>
+            </w:r>
+          </w:hyperlink>
+        </w:p>
+        <w:p>
+          <w:pPr>
+            <w:pStyle w:val="24"/>
+            <w:rPr>
+              <w:rFonts w:asciiTheme="minorHAnsi" w:hAnsiTheme="minorHAnsi"/>
+              <w:kern w:val="2"/>
+              <w:sz w:val="24"/>
+              <w:szCs w:val="24"/>
+              <w14:ligatures w14:val="standardContextual"/>
+            </w:rPr>
+          </w:pPr>
+          <w:hyperlink w:anchor="_Toc232863493" w:history="1">
+            <w:r>
+              <w:rPr>
+                <w:rStyle w:val="aff4"/>
+              </w:rPr>
+              <w:t>1.3</w:t>
+            </w:r>
+            <w:r>
+              <w:rPr>
+                <w:rFonts w:asciiTheme="minorHAnsi" w:hAnsiTheme="minorHAnsi"/>
+                <w:kern w:val="2"/>
+                <w:sz w:val="24"/>
+                <w:szCs w:val="24"/>
+                <w14:ligatures w14:val="standardContextual"/>
+              </w:rPr>
+              <w:tab/>
+            </w:r>
+            <w:r>
+              <w:rPr>
+                <w:rStyle w:val="aff4"/>
+              </w:rPr>
+              <w:t>PHANTOM / BlockDAG</w:t>
+            </w:r>
+            <w:r>
+              <w:rPr>
+                <w:webHidden/>
+              </w:rPr>
+              <w:tab/>
+            </w:r>
+            <w:r>
+              <w:rPr>
+                <w:webHidden/>
+              </w:rPr>
+              <w:fldChar w:fldCharType="begin"/>
+            </w:r>
+            <w:r>
+              <w:rPr>
+                <w:webHidden/>
+              </w:rPr>
+              <w:instrText xml:space="preserve"> PAGEREF _Toc232863493 \h </w:instrText>
+            </w:r>
+            <w:r>
+              <w:rPr>
+                <w:webHidden/>
+              </w:rPr>
+            </w:r>
+            <w:r>
+              <w:rPr>
+                <w:webHidden/>
+              </w:rPr>
+              <w:fldChar w:fldCharType="separate"/>
+            </w:r>
+            <w:r>
+              <w:rPr>
+                <w:webHidden/>
+              </w:rPr>
+              <w:t>22</w:t>
+            </w:r>
+            <w:r>
+              <w:rPr>
+                <w:webHidden/>
+              </w:rPr>
+              <w:fldChar w:fldCharType="end"/>
+            </w:r>
+          </w:hyperlink>
+        </w:p>
+        <w:p>
+          <w:pPr>
+            <w:pStyle w:val="24"/>
+            <w:rPr>
+              <w:rFonts w:asciiTheme="minorHAnsi" w:hAnsiTheme="minorHAnsi"/>
+              <w:kern w:val="2"/>
+              <w:sz w:val="24"/>
+              <w:szCs w:val="24"/>
+              <w14:ligatures w14:val="standardContextual"/>
+            </w:rPr>
+          </w:pPr>
+          <w:hyperlink w:anchor="_Toc232863494" w:history="1">
+            <w:r>
+              <w:rPr>
+                <w:rStyle w:val="aff4"/>
+              </w:rPr>
+              <w:t>1.4</w:t>
+            </w:r>
+            <w:r>
+              <w:rPr>
+                <w:rFonts w:asciiTheme="minorHAnsi" w:hAnsiTheme="minorHAnsi"/>
+                <w:kern w:val="2"/>
+                <w:sz w:val="24"/>
+                <w:szCs w:val="24"/>
+                <w14:ligatures w14:val="standardContextual"/>
+              </w:rPr>
+              <w:tab/>
+            </w:r>
+            <w:r>
+              <w:rPr>
+                <w:rStyle w:val="aff4"/>
+              </w:rPr>
+              <w:t>Avalanche</w:t>
+            </w:r>
+            <w:r>
+              <w:rPr>
+                <w:webHidden/>
+              </w:rPr>
+              <w:tab/>
+            </w:r>
+            <w:r>
+              <w:rPr>
+                <w:webHidden/>
+              </w:rPr>
+              <w:fldChar w:fldCharType="begin"/>
+            </w:r>
+            <w:r>
+              <w:rPr>
+                <w:webHidden/>
+              </w:rPr>
+              <w:instrText xml:space="preserve"> PAGEREF _Toc232863494 \h </w:instrText>
+            </w:r>
+            <w:r>
+              <w:rPr>
+                <w:webHidden/>
+              </w:rPr>
+            </w:r>
+            <w:r>
+              <w:rPr>
+                <w:webHidden/>
+              </w:rPr>
+              <w:fldChar w:fldCharType="separate"/>
+            </w:r>
+            <w:r>
+              <w:rPr>
+                <w:webHidden/>
+              </w:rPr>
+              <w:t>22</w:t>
+            </w:r>
+            <w:r>
+              <w:rPr>
+                <w:webHidden/>
+              </w:rPr>
+              <w:fldChar w:fldCharType="end"/>
+            </w:r>
+          </w:hyperlink>
+        </w:p>
+        <w:p>
+          <w:pPr>
+            <w:pStyle w:val="24"/>
+            <w:rPr>
+              <w:rFonts w:asciiTheme="minorHAnsi" w:hAnsiTheme="minorHAnsi"/>
+              <w:kern w:val="2"/>
+              <w:sz w:val="24"/>
+              <w:szCs w:val="24"/>
+              <w14:ligatures w14:val="standardContextual"/>
+            </w:rPr>
+          </w:pPr>
+          <w:hyperlink w:anchor="_Toc232863495" w:history="1">
+            <w:r>
+              <w:rPr>
+                <w:rStyle w:val="aff4"/>
+              </w:rPr>
+              <w:t>1.5</w:t>
+            </w:r>
+            <w:r>
+              <w:rPr>
+                <w:rFonts w:asciiTheme="minorHAnsi" w:hAnsiTheme="minorHAnsi"/>
+                <w:kern w:val="2"/>
+                <w:sz w:val="24"/>
+                <w:szCs w:val="24"/>
+                <w14:ligatures w14:val="standardContextual"/>
+              </w:rPr>
+              <w:tab/>
+            </w:r>
+            <w:r>
+              <w:rPr>
+                <w:rStyle w:val="aff4"/>
+              </w:rPr>
+              <w:t>Сравнение DAG – систем и выбор наиболее подходящего для системы умного города</w:t>
+            </w:r>
+            <w:r>
+              <w:rPr>
+                <w:webHidden/>
+              </w:rPr>
+              <w:tab/>
+            </w:r>
+            <w:r>
+              <w:rPr>
+                <w:webHidden/>
+              </w:rPr>
+              <w:fldChar w:fldCharType="begin"/>
+            </w:r>
+            <w:r>
+              <w:rPr>
+                <w:webHidden/>
+              </w:rPr>
+              <w:instrText xml:space="preserve"> PAGEREF _Toc232863495 \h </w:instrText>
+            </w:r>
+            <w:r>
+              <w:rPr>
+                <w:webHidden/>
+              </w:rPr>
+            </w:r>
+            <w:r>
+              <w:rPr>
+                <w:webHidden/>
+              </w:rPr>
+              <w:fldChar w:fldCharType="separate"/>
+            </w:r>
+            <w:r>
+              <w:rPr>
+                <w:webHidden/>
+              </w:rPr>
+              <w:t>23</w:t>
             </w:r>
             <w:r>
               <w:rPr>
@@ -1544,12 +1353,12 @@
               <w14:ligatures w14:val="standardContextual"/>
             </w:rPr>
           </w:pPr>
-          <w:hyperlink w:anchor="_Toc232500516" w:history="1">
+          <w:hyperlink w:anchor="_Toc232863496" w:history="1">
             <w:r>
               <w:rPr>
                 <w:rStyle w:val="aff4"/>
               </w:rPr>
-              <w:t>3</w:t>
+              <w:t>2</w:t>
             </w:r>
             <w:r>
               <w:rPr>
@@ -1566,7 +1375,26 @@
               <w:rPr>
                 <w:rStyle w:val="aff4"/>
               </w:rPr>
-              <w:t>Эмулятор модели ротации генезис-состояния</w:t>
+              <w:t>П</w:t>
+            </w:r>
+            <w:r>
+              <w:rPr>
+                <w:rStyle w:val="aff4"/>
+              </w:rPr>
+              <w:t xml:space="preserve">редлагаемая модель </w:t>
+            </w:r>
+            <w:r>
+              <w:rPr>
+                <w:rStyle w:val="aff4"/>
+                <w:lang w:val="en-US"/>
+              </w:rPr>
+              <w:t>DAG</w:t>
+            </w:r>
+            <w:r>
+              <w:rPr>
+                <w:rStyle w:val="aff4"/>
+              </w:rPr>
+              <w:t>-реестра с ротацией генезис-состояния</w:t>
             </w:r>
             <w:r>
               <w:rPr>
@@ -1584,7 +1412,7 @@
               <w:rPr>
                 <w:webHidden/>
               </w:rPr>
-              <w:instrText xml:space="preserve"> PAGEREF _Toc232500516 \h </w:instrText>
+              <w:instrText xml:space="preserve"> PAGEREF _Toc232863496 \h </w:instrText>
             </w:r>
             <w:r>
               <w:rPr>
@@ -1601,7 +1429,7 @@
               <w:rPr>
                 <w:webHidden/>
               </w:rPr>
-              <w:t>35</w:t>
+              <w:t>25</w:t>
             </w:r>
             <w:r>
               <w:rPr>
@@ -1622,12 +1450,13 @@
               <w14:ligatures w14:val="standardContextual"/>
             </w:rPr>
           </w:pPr>
-          <w:hyperlink w:anchor="_Toc232500517" w:history="1">
+          <w:hyperlink w:anchor="_Toc232863497" w:history="1">
             <w:r>
               <w:rPr>
                 <w:rStyle w:val="aff4"/>
-              </w:rPr>
-              <w:t>3.1</w:t>
+                <w:lang w:val="en-US"/>
+              </w:rPr>
+              <w:t>2.1</w:t>
             </w:r>
             <w:r>
               <w:rPr>
@@ -1643,7 +1472,7 @@
               <w:rPr>
                 <w:rStyle w:val="aff4"/>
               </w:rPr>
-              <w:t>Модель P2P-сети в эмуляторе</w:t>
+              <w:t>Общее описание идеи</w:t>
             </w:r>
             <w:r>
               <w:rPr>
@@ -1661,7 +1490,7 @@
               <w:rPr>
                 <w:webHidden/>
               </w:rPr>
-              <w:instrText xml:space="preserve"> PAGEREF _Toc232500517 \h </w:instrText>
+              <w:instrText xml:space="preserve"> PAGEREF _Toc232863497 \h </w:instrText>
             </w:r>
             <w:r>
               <w:rPr>
@@ -1678,7 +1507,7 @@
               <w:rPr>
                 <w:webHidden/>
               </w:rPr>
-              <w:t>35</w:t>
+              <w:t>25</w:t>
             </w:r>
             <w:r>
               <w:rPr>
@@ -1699,12 +1528,12 @@
               <w14:ligatures w14:val="standardContextual"/>
             </w:rPr>
           </w:pPr>
-          <w:hyperlink w:anchor="_Toc232500518" w:history="1">
+          <w:hyperlink w:anchor="_Toc232863498" w:history="1">
             <w:r>
               <w:rPr>
                 <w:rStyle w:val="aff4"/>
               </w:rPr>
-              <w:t>3.2</w:t>
+              <w:t>2.2</w:t>
             </w:r>
             <w:r>
               <w:rPr>
@@ -1720,6 +1549,239 @@
               <w:rPr>
                 <w:rStyle w:val="aff4"/>
               </w:rPr>
+              <w:t>Формальная модель реестра и протокола подтверждения</w:t>
+            </w:r>
+            <w:r>
+              <w:rPr>
+                <w:webHidden/>
+              </w:rPr>
+              <w:tab/>
+            </w:r>
+            <w:r>
+              <w:rPr>
+                <w:webHidden/>
+              </w:rPr>
+              <w:fldChar w:fldCharType="begin"/>
+            </w:r>
+            <w:r>
+              <w:rPr>
+                <w:webHidden/>
+              </w:rPr>
+              <w:instrText xml:space="preserve"> PAGEREF _Toc232863498 \h </w:instrText>
+            </w:r>
+            <w:r>
+              <w:rPr>
+                <w:webHidden/>
+              </w:rPr>
+            </w:r>
+            <w:r>
+              <w:rPr>
+                <w:webHidden/>
+              </w:rPr>
+              <w:fldChar w:fldCharType="separate"/>
+            </w:r>
+            <w:r>
+              <w:rPr>
+                <w:webHidden/>
+              </w:rPr>
+              <w:t>27</w:t>
+            </w:r>
+            <w:r>
+              <w:rPr>
+                <w:webHidden/>
+              </w:rPr>
+              <w:fldChar w:fldCharType="end"/>
+            </w:r>
+          </w:hyperlink>
+        </w:p>
+        <w:p>
+          <w:pPr>
+            <w:pStyle w:val="12"/>
+            <w:rPr>
+              <w:rFonts w:asciiTheme="minorHAnsi" w:hAnsiTheme="minorHAnsi"/>
+              <w:b w:val="0"/>
+              <w:kern w:val="2"/>
+              <w:sz w:val="24"/>
+              <w:szCs w:val="24"/>
+              <w14:ligatures w14:val="standardContextual"/>
+            </w:rPr>
+          </w:pPr>
+          <w:hyperlink w:anchor="_Toc232863499" w:history="1">
+            <w:r>
+              <w:rPr>
+                <w:rStyle w:val="aff4"/>
+              </w:rPr>
+              <w:t>3</w:t>
+            </w:r>
+            <w:r>
+              <w:rPr>
+                <w:rFonts w:asciiTheme="minorHAnsi" w:hAnsiTheme="minorHAnsi"/>
+                <w:b w:val="0"/>
+                <w:kern w:val="2"/>
+                <w:sz w:val="24"/>
+                <w:szCs w:val="24"/>
+                <w14:ligatures w14:val="standardContextual"/>
+              </w:rPr>
+              <w:tab/>
+            </w:r>
+            <w:r>
+              <w:rPr>
+                <w:rStyle w:val="aff4"/>
+              </w:rPr>
+              <w:t>Эмулятор модели ротации генезис-состояния</w:t>
+            </w:r>
+            <w:r>
+              <w:rPr>
+                <w:webHidden/>
+              </w:rPr>
+              <w:tab/>
+            </w:r>
+            <w:r>
+              <w:rPr>
+                <w:webHidden/>
+              </w:rPr>
+              <w:fldChar w:fldCharType="begin"/>
+            </w:r>
+            <w:r>
+              <w:rPr>
+                <w:webHidden/>
+              </w:rPr>
+              <w:instrText xml:space="preserve"> PAGEREF _Toc232863499 \h </w:instrText>
+            </w:r>
+            <w:r>
+              <w:rPr>
+                <w:webHidden/>
+              </w:rPr>
+            </w:r>
+            <w:r>
+              <w:rPr>
+                <w:webHidden/>
+              </w:rPr>
+              <w:fldChar w:fldCharType="separate"/>
+            </w:r>
+            <w:r>
+              <w:rPr>
+                <w:webHidden/>
+              </w:rPr>
+              <w:t>35</w:t>
+            </w:r>
+            <w:r>
+              <w:rPr>
+                <w:webHidden/>
+              </w:rPr>
+              <w:fldChar w:fldCharType="end"/>
+            </w:r>
+          </w:hyperlink>
+        </w:p>
+        <w:p>
+          <w:pPr>
+            <w:pStyle w:val="24"/>
+            <w:rPr>
+              <w:rFonts w:asciiTheme="minorHAnsi" w:hAnsiTheme="minorHAnsi"/>
+              <w:kern w:val="2"/>
+              <w:sz w:val="24"/>
+              <w:szCs w:val="24"/>
+              <w14:ligatures w14:val="standardContextual"/>
+            </w:rPr>
+          </w:pPr>
+          <w:hyperlink w:anchor="_Toc232863500" w:history="1">
+            <w:r>
+              <w:rPr>
+                <w:rStyle w:val="aff4"/>
+              </w:rPr>
+              <w:t>3.1</w:t>
+            </w:r>
+            <w:r>
+              <w:rPr>
+                <w:rFonts w:asciiTheme="minorHAnsi" w:hAnsiTheme="minorHAnsi"/>
+                <w:kern w:val="2"/>
+                <w:sz w:val="24"/>
+                <w:szCs w:val="24"/>
+                <w14:ligatures w14:val="standardContextual"/>
+              </w:rPr>
+              <w:tab/>
+            </w:r>
+            <w:r>
+              <w:rPr>
+                <w:rStyle w:val="aff4"/>
+              </w:rPr>
+              <w:t>Модель P2P-сети в эмуляторе</w:t>
+            </w:r>
+            <w:r>
+              <w:rPr>
+                <w:webHidden/>
+              </w:rPr>
+              <w:tab/>
+            </w:r>
+            <w:r>
+              <w:rPr>
+                <w:webHidden/>
+              </w:rPr>
+              <w:fldChar w:fldCharType="begin"/>
+            </w:r>
+            <w:r>
+              <w:rPr>
+                <w:webHidden/>
+              </w:rPr>
+              <w:instrText xml:space="preserve"> PAGEREF _Toc232863500 \h </w:instrText>
+            </w:r>
+            <w:r>
+              <w:rPr>
+                <w:webHidden/>
+              </w:rPr>
+            </w:r>
+            <w:r>
+              <w:rPr>
+                <w:webHidden/>
+              </w:rPr>
+              <w:fldChar w:fldCharType="separate"/>
+            </w:r>
+            <w:r>
+              <w:rPr>
+                <w:webHidden/>
+              </w:rPr>
+              <w:t>35</w:t>
+            </w:r>
+            <w:r>
+              <w:rPr>
+                <w:webHidden/>
+              </w:rPr>
+              <w:fldChar w:fldCharType="end"/>
+            </w:r>
+          </w:hyperlink>
+        </w:p>
+        <w:p>
+          <w:pPr>
+            <w:pStyle w:val="24"/>
+            <w:rPr>
+              <w:rFonts w:asciiTheme="minorHAnsi" w:hAnsiTheme="minorHAnsi"/>
+              <w:kern w:val="2"/>
+              <w:sz w:val="24"/>
+              <w:szCs w:val="24"/>
+              <w14:ligatures w14:val="standardContextual"/>
+            </w:rPr>
+          </w:pPr>
+          <w:hyperlink w:anchor="_Toc232863501" w:history="1">
+            <w:r>
+              <w:rPr>
+                <w:rStyle w:val="aff4"/>
+              </w:rPr>
+              <w:t>3.2</w:t>
+            </w:r>
+            <w:r>
+              <w:rPr>
+                <w:rFonts w:asciiTheme="minorHAnsi" w:hAnsiTheme="minorHAnsi"/>
+                <w:kern w:val="2"/>
+                <w:sz w:val="24"/>
+                <w:szCs w:val="24"/>
+                <w14:ligatures w14:val="standardContextual"/>
+              </w:rPr>
+              <w:tab/>
+            </w:r>
+            <w:r>
+              <w:rPr>
+                <w:rStyle w:val="aff4"/>
+              </w:rPr>
               <w:t>Алгоритм выбора родителей в DAG</w:t>
             </w:r>
             <w:r>
@@ -1738,7 +1800,7 @@
               <w:rPr>
                 <w:webHidden/>
               </w:rPr>
-              <w:instrText xml:space="preserve"> PAGEREF _Toc232500518 \h </w:instrText>
+              <w:instrText xml:space="preserve"> PAGEREF _Toc232863501 \h </w:instrText>
             </w:r>
             <w:r>
               <w:rPr>
@@ -1777,7 +1839,7 @@
               <w14:ligatures w14:val="standardContextual"/>
             </w:rPr>
           </w:pPr>
-          <w:hyperlink w:anchor="_Toc232500519" w:history="1">
+          <w:hyperlink w:anchor="_Toc232863502" w:history="1">
             <w:r>
               <w:rPr>
                 <w:rStyle w:val="aff4"/>
@@ -1803,15 +1865,7 @@
                 <w:iCs/>
                 <w:noProof/>
               </w:rPr>
-              <w:t xml:space="preserve">Выбор родителей обычной </w:t>
-            </w:r>
-            <w:r>
-              <w:rPr>
-                <w:rStyle w:val="aff4"/>
-                <w:iCs/>
-                <w:noProof/>
-              </w:rPr>
-              <w:t>записи</w:t>
+              <w:t>Выбор родителей обычной транзакции</w:t>
             </w:r>
             <w:r>
               <w:rPr>
@@ -1832,7 +1886,7 @@
                 <w:noProof/>
                 <w:webHidden/>
               </w:rPr>
-              <w:instrText xml:space="preserve"> PAGEREF _Toc232500519 \h </w:instrText>
+              <w:instrText xml:space="preserve"> PAGEREF _Toc232863502 \h </w:instrText>
             </w:r>
             <w:r>
               <w:rPr>
@@ -1875,7 +1929,7 @@
               <w14:ligatures w14:val="standardContextual"/>
             </w:rPr>
           </w:pPr>
-          <w:hyperlink w:anchor="_Toc232500520" w:history="1">
+          <w:hyperlink w:anchor="_Toc232863503" w:history="1">
             <w:r>
               <w:rPr>
                 <w:rStyle w:val="aff4"/>
@@ -1935,41 +1989,7 @@
                 <w:iCs/>
                 <w:noProof/>
               </w:rPr>
-              <w:t xml:space="preserve"> для подтверждающего блока (</w:t>
-            </w:r>
-            <w:r>
-              <w:rPr>
-                <w:rStyle w:val="aff4"/>
-                <w:iCs/>
-                <w:noProof/>
-                <w:lang w:val="en-US"/>
-              </w:rPr>
-              <w:t>validation</w:t>
-            </w:r>
-            <w:r>
-              <w:rPr>
-                <w:rStyle w:val="aff4"/>
-                <w:iCs/>
-                <w:noProof/>
-              </w:rPr>
-              <w:t xml:space="preserve"> </w:t>
-            </w:r>
-            <w:r>
-              <w:rPr>
-                <w:rStyle w:val="aff4"/>
-                <w:iCs/>
-                <w:noProof/>
-                <w:lang w:val="en-US"/>
-              </w:rPr>
-              <w:t>block</w:t>
-            </w:r>
-            <w:r>
-              <w:rPr>
-                <w:rStyle w:val="aff4"/>
-                <w:iCs/>
-                <w:noProof/>
-              </w:rPr>
-              <w:t>)</w:t>
+              <w:t xml:space="preserve"> для подтверждающего блока</w:t>
             </w:r>
             <w:r>
               <w:rPr>
@@ -1990,7 +2010,7 @@
                 <w:noProof/>
                 <w:webHidden/>
               </w:rPr>
-              <w:instrText xml:space="preserve"> PAGEREF _Toc232500520 \h </w:instrText>
+              <w:instrText xml:space="preserve"> PAGEREF _Toc232863503 \h </w:instrText>
             </w:r>
             <w:r>
               <w:rPr>
@@ -2033,7 +2053,7 @@
               <w14:ligatures w14:val="standardContextual"/>
             </w:rPr>
           </w:pPr>
-          <w:hyperlink w:anchor="_Toc232500521" w:history="1">
+          <w:hyperlink w:anchor="_Toc232863504" w:history="1">
             <w:r>
               <w:rPr>
                 <w:rStyle w:val="aff4"/>
@@ -2080,7 +2100,7 @@
                 <w:noProof/>
                 <w:webHidden/>
               </w:rPr>
-              <w:instrText xml:space="preserve"> PAGEREF _Toc232500521 \h </w:instrText>
+              <w:instrText xml:space="preserve"> PAGEREF _Toc232863504 \h </w:instrText>
             </w:r>
             <w:r>
               <w:rPr>
@@ -2122,12 +2142,11 @@
               <w14:ligatures w14:val="standardContextual"/>
             </w:rPr>
           </w:pPr>
-          <w:hyperlink w:anchor="_Toc232500522" w:history="1">
+          <w:hyperlink w:anchor="_Toc232863505" w:history="1">
             <w:r>
               <w:rPr>
                 <w:rStyle w:val="aff4"/>
                 <w:i/>
-                <w:iCs/>
               </w:rPr>
               <w:t>3.3</w:t>
             </w:r>
@@ -2145,13 +2164,7 @@
               <w:rPr>
                 <w:rStyle w:val="aff4"/>
               </w:rPr>
-              <w:t xml:space="preserve">Финализация слота и состояния </w:t>
-            </w:r>
-            <w:r>
-              <w:rPr>
-                <w:rStyle w:val="aff4"/>
-              </w:rPr>
-              <w:t>записи</w:t>
+              <w:t>Финализация слота и состояния транзакций</w:t>
             </w:r>
             <w:r>
               <w:rPr>
@@ -2169,7 +2182,7 @@
               <w:rPr>
                 <w:webHidden/>
               </w:rPr>
-              <w:instrText xml:space="preserve"> PAGEREF _Toc232500522 \h </w:instrText>
+              <w:instrText xml:space="preserve"> PAGEREF _Toc232863505 \h </w:instrText>
             </w:r>
             <w:r>
               <w:rPr>
@@ -2208,7 +2221,7 @@
               <w14:ligatures w14:val="standardContextual"/>
             </w:rPr>
           </w:pPr>
-          <w:hyperlink w:anchor="_Toc232500523" w:history="1">
+          <w:hyperlink w:anchor="_Toc232863506" w:history="1">
             <w:r>
               <w:rPr>
                 <w:rStyle w:val="aff4"/>
@@ -2236,13 +2249,7 @@
               <w:rPr>
                 <w:rStyle w:val="aff4"/>
               </w:rPr>
-              <w:t xml:space="preserve">кспериментальная оценка устойчивости к конфликтным </w:t>
-            </w:r>
-            <w:r>
-              <w:rPr>
-                <w:rStyle w:val="aff4"/>
-              </w:rPr>
-              <w:t>записям</w:t>
+              <w:t>кспериментальная оценка устойчивости к конфликтным транзакциям</w:t>
             </w:r>
             <w:r>
               <w:rPr>
@@ -2260,7 +2267,7 @@
               <w:rPr>
                 <w:webHidden/>
               </w:rPr>
-              <w:instrText xml:space="preserve"> PAGEREF _Toc232500523 \h </w:instrText>
+              <w:instrText xml:space="preserve"> PAGEREF _Toc232863506 \h </w:instrText>
             </w:r>
             <w:r>
               <w:rPr>
@@ -2277,7 +2284,7 @@
               <w:rPr>
                 <w:webHidden/>
               </w:rPr>
-              <w:t>52</w:t>
+              <w:t>53</w:t>
             </w:r>
             <w:r>
               <w:rPr>
@@ -2299,7 +2306,7 @@
               <w14:ligatures w14:val="standardContextual"/>
             </w:rPr>
           </w:pPr>
-          <w:hyperlink w:anchor="_Toc232500524" w:history="1">
+          <w:hyperlink w:anchor="_Toc232863507" w:history="1">
             <w:r>
               <w:rPr>
                 <w:rStyle w:val="aff4"/>
@@ -2322,7 +2329,7 @@
               <w:rPr>
                 <w:webHidden/>
               </w:rPr>
-              <w:instrText xml:space="preserve"> PAGEREF _Toc232500524 \h </w:instrText>
+              <w:instrText xml:space="preserve"> PAGEREF _Toc232863507 \h </w:instrText>
             </w:r>
             <w:r>
               <w:rPr>
@@ -2361,7 +2368,7 @@
               <w14:ligatures w14:val="standardContextual"/>
             </w:rPr>
           </w:pPr>
-          <w:hyperlink w:anchor="_Toc232500525" w:history="1">
+          <w:hyperlink w:anchor="_Toc232863508" w:history="1">
             <w:r>
               <w:rPr>
                 <w:rStyle w:val="aff4"/>
@@ -2384,7 +2391,7 @@
               <w:rPr>
                 <w:webHidden/>
               </w:rPr>
-              <w:instrText xml:space="preserve"> PAGEREF _Toc232500525 \h </w:instrText>
+              <w:instrText xml:space="preserve"> PAGEREF _Toc232863508 \h </w:instrText>
             </w:r>
             <w:r>
               <w:rPr>
@@ -2447,64 +2454,94 @@
       <w:pPr>
         <w:pStyle w:val="afa"/>
       </w:pPr>
-      <w:bookmarkStart w:id="1" w:name="_Toc232500506"/>
-      <w:r>
+      <w:bookmarkStart w:id="1" w:name="_Toc232863488"/>
+      <w:r>
+        <w:t>Введение</w:t>
+      </w:r>
+      <w:bookmarkEnd w:id="1"/>
+    </w:p>
+    <w:p>
+      <w:pPr>
+        <w:rPr>
+          <w:rFonts w:cs="Times New Roman"/>
+        </w:rPr>
+      </w:pPr>
+      <w:r>
+        <w:rPr>
+          <w:rFonts w:cs="Times New Roman"/>
+        </w:rPr>
+        <w:t>Развитие систем умного города и Интернета вещей приводит к появлению распределённых сред, в которых большое число устройств непрерывно создаёт, передаёт и обрабатывает события. К таким событиям могут относиться данные от городских датчиков, сообщения транспортной инфраструктуры, уведомления о состоянии оборудования и другие транзакции, требующие проверки и согласованного хранения. Для подобных систем важны не только целостность данных и защита от подмены, но и низкая задержка подтверждения, устойчивость к сетевым сбоям и умеренные требования к ресурсам участников сети.</w:t>
+      </w:r>
+    </w:p>
+    <w:p>
+      <w:pPr>
+        <w:rPr>
+          <w:rFonts w:cs="Times New Roman"/>
+        </w:rPr>
+      </w:pPr>
+      <w:r>
+        <w:rPr>
+          <w:rFonts w:cs="Times New Roman"/>
+        </w:rPr>
+        <w:t xml:space="preserve">Классические блокчейн-системы плохо соответствуют таким условиям. Линейная структура блоков ограничивает параллелизм обработки, а хранение постоянно растущей истории увеличивает требования к памяти и дисковому пространству. Для </w:t>
+      </w:r>
+      <w:proofErr w:type="spellStart"/>
+      <w:r>
+        <w:rPr>
+          <w:rFonts w:cs="Times New Roman"/>
+        </w:rPr>
+        <w:t>IoT</w:t>
+      </w:r>
+      <w:proofErr w:type="spellEnd"/>
+      <w:r>
+        <w:rPr>
+          <w:rFonts w:cs="Times New Roman"/>
+        </w:rPr>
+        <w:t>-среды это особенно критично, поскольку многие участники обладают ограниченными вычислительными ресурсами, нестабильным соединением и не могут бесконечно хранить всю историю распределённого реестра</w:t>
+      </w:r>
+      <w:r>
+        <w:rPr>
+          <w:rFonts w:cs="Times New Roman"/>
+        </w:rPr>
+        <w:t xml:space="preserve"> [2]</w:t>
+      </w:r>
+      <w:r>
+        <w:rPr>
+          <w:rFonts w:cs="Times New Roman"/>
+        </w:rPr>
+        <w:t>. Поэтому в качестве альтернативы всё чаще рассматриваются DAG-реестры, в которых транзакции образуют ориентированный ациклический граф, а новые объекты могут ссылаться сразу на несколько предыдущих вершин.</w:t>
+      </w:r>
+    </w:p>
+    <w:p>
+      <w:pPr>
+        <w:rPr>
+          <w:rFonts w:cs="Times New Roman"/>
+        </w:rPr>
+      </w:pPr>
+      <w:r>
+        <w:rPr>
+          <w:rFonts w:cs="Times New Roman"/>
+        </w:rPr>
+        <w:t>DAG-подход позволяет естественным образом поддерживать параллельное добавление транзакций и уменьшать зависимость от последовательного формирования блоков</w:t>
+      </w:r>
+      <w:r>
+        <w:rPr>
+          <w:rFonts w:cs="Times New Roman"/>
+        </w:rPr>
+        <w:t xml:space="preserve"> [3]</w:t>
+      </w:r>
+      <w:r>
+        <w:rPr>
+          <w:rFonts w:cs="Times New Roman"/>
+        </w:rPr>
+        <w:t xml:space="preserve">. Однако вместе с этим возникает другая проблема: каждая новая транзакция должна выбрать родителей, то есть те вершины графа, на которые она будет ссылаться. Этот выбор влияет на то, какая часть DAG получит поддержку, какие транзакции приблизятся к подтверждению, а какие останутся без достаточного веса. В реальной P2P-сети задача усложняется тем, что узел не видит глобальный DAG. Он принимает решение только на основе локально доставленных </w:t>
+      </w:r>
+      <w:r>
+        <w:rPr>
+          <w:rFonts w:cs="Times New Roman"/>
+        </w:rPr>
         <w:lastRenderedPageBreak/>
-        <w:t>Введение</w:t>
-      </w:r>
-      <w:bookmarkEnd w:id="1"/>
-    </w:p>
-    <w:p>
-      <w:pPr>
-        <w:rPr>
-          <w:rFonts w:cs="Times New Roman"/>
-        </w:rPr>
-      </w:pPr>
-      <w:r>
-        <w:rPr>
-          <w:rFonts w:cs="Times New Roman"/>
-        </w:rPr>
-        <w:t>Развитие систем умного города и Интернета вещей приводит к появлению распределённых сред, в которых большое число устройств непрерывно создаёт, передаёт и обрабатывает события. К таким событиям могут относиться данные от городских датчиков, сообщения транспортной инфраструктуры, уведомления о состоянии оборудования и другие транзакции, требующие проверки и согласованного хранения. Для подобных систем важны не только целостность данных и защита от подмены, но и низкая задержка подтверждения, устойчивость к сетевым сбоям и умеренные требования к ресурсам участников сети.</w:t>
-      </w:r>
-    </w:p>
-    <w:p>
-      <w:pPr>
-        <w:rPr>
-          <w:rFonts w:cs="Times New Roman"/>
-        </w:rPr>
-      </w:pPr>
-      <w:r>
-        <w:rPr>
-          <w:rFonts w:cs="Times New Roman"/>
-        </w:rPr>
-        <w:t xml:space="preserve">Классические блокчейн-системы плохо соответствуют таким условиям. Линейная структура блоков ограничивает параллелизм обработки, а хранение постоянно растущей истории увеличивает требования к памяти и дисковому пространству. Для </w:t>
-      </w:r>
-      <w:proofErr w:type="spellStart"/>
-      <w:r>
-        <w:rPr>
-          <w:rFonts w:cs="Times New Roman"/>
-        </w:rPr>
-        <w:t>IoT</w:t>
-      </w:r>
-      <w:proofErr w:type="spellEnd"/>
-      <w:r>
-        <w:rPr>
-          <w:rFonts w:cs="Times New Roman"/>
-        </w:rPr>
-        <w:t>-среды это особенно критично, поскольку многие участники обладают ограниченными вычислительными ресурсами, нестабильным соединением и не могут бесконечно хранить всю историю распределённого реестра. Поэтому в качестве альтернативы всё чаще рассматриваются DAG-реестры, в которых транзакции образуют ориентированный ациклический граф, а новые объекты могут ссылаться сразу на несколько предыдущих вершин.</w:t>
-      </w:r>
-    </w:p>
-    <w:p>
-      <w:pPr>
-        <w:rPr>
-          <w:rFonts w:cs="Times New Roman"/>
-        </w:rPr>
-      </w:pPr>
-      <w:r>
-        <w:rPr>
-          <w:rFonts w:cs="Times New Roman"/>
-        </w:rPr>
-        <w:t xml:space="preserve">DAG-подход позволяет естественным образом поддерживать параллельное добавление транзакций и уменьшать зависимость от последовательного формирования блоков. Однако вместе с этим возникает другая проблема: каждая новая транзакция должна выбрать родителей, то есть те вершины графа, на которые она будет ссылаться. Этот выбор влияет на то, какая часть DAG получит поддержку, какие транзакции приблизятся к подтверждению, а какие останутся без достаточного веса. В реальной P2P-сети задача усложняется тем, что узел не видит глобальный DAG. Он принимает решение только на основе локально доставленных транзакций, поэтому разные участники сети могут временно видеть </w:t>
+        <w:t xml:space="preserve">транзакций, поэтому разные участники сети могут временно видеть </w:t>
       </w:r>
       <w:r>
         <w:rPr>
@@ -2517,7 +2554,6 @@
           <w:rFonts w:cs="Times New Roman"/>
           <w:lang w:val="en-US"/>
         </w:rPr>
-        <w:lastRenderedPageBreak/>
         <w:t>DAG</w:t>
       </w:r>
       <w:r>
@@ -2573,8 +2609,37 @@
         <w:rPr>
           <w:rFonts w:cs="Times New Roman"/>
         </w:rPr>
-        <w:t>. Такой подход позволяет ограничить активную историю реестра и потенциально снизить требования к памяти, сохраняя при этом преимущества DAG-структуры.</w:t>
-      </w:r>
+        <w:t>. Такой подход позволяет ограничить активную историю реестра и потенциально снизить требования к памяти, сохраняя при этом преимущества DAG-структуры</w:t>
+      </w:r>
+      <w:r>
+        <w:rPr>
+          <w:rFonts w:cs="Times New Roman"/>
+        </w:rPr>
+        <w:t xml:space="preserve"> [1]</w:t>
+      </w:r>
+      <w:r>
+        <w:rPr>
+          <w:rFonts w:cs="Times New Roman"/>
+        </w:rPr>
+        <w:t>.</w:t>
+      </w:r>
+    </w:p>
+    <w:p>
+      <w:pPr>
+        <w:rPr>
+          <w:rFonts w:cs="Times New Roman"/>
+        </w:rPr>
+      </w:pPr>
+    </w:p>
+    <w:p>
+      <w:pPr>
+        <w:pStyle w:val="afa"/>
+      </w:pPr>
+      <w:bookmarkStart w:id="2" w:name="_Toc232863489"/>
+      <w:r>
+        <w:t>Цель работы</w:t>
+      </w:r>
+      <w:bookmarkEnd w:id="2"/>
     </w:p>
     <w:p>
       <w:pPr>
@@ -2592,7 +2657,19 @@
         <w:rPr>
           <w:rFonts w:cs="Times New Roman"/>
         </w:rPr>
-        <w:t>уменьшить объем расходуемой памяти в модели DAG-реестра с сохранением безопасной финализацией транзакций в условиях атаки конфликтной нагрузки</w:t>
+        <w:t xml:space="preserve">уменьшить объем расходуемой памяти в модели DAG-реестра с сохранением безопасной финализацией </w:t>
+      </w:r>
+      <w:r>
+        <w:rPr>
+          <w:rFonts w:cs="Times New Roman"/>
+        </w:rPr>
+        <w:t>записей</w:t>
+      </w:r>
+      <w:r>
+        <w:rPr>
+          <w:rFonts w:cs="Times New Roman"/>
+        </w:rPr>
+        <w:t xml:space="preserve"> в условиях атаки конфликтной нагрузки</w:t>
       </w:r>
       <w:r>
         <w:rPr>
@@ -2675,12 +2752,12 @@
         <w:pStyle w:val="1"/>
         <w:jc w:val="center"/>
       </w:pPr>
-      <w:bookmarkStart w:id="2" w:name="_Toc232500507"/>
+      <w:bookmarkStart w:id="3" w:name="_Toc232863490"/>
       <w:r>
         <w:lastRenderedPageBreak/>
         <w:t>Обзор DAG систем</w:t>
       </w:r>
-      <w:bookmarkEnd w:id="2"/>
+      <w:bookmarkEnd w:id="3"/>
     </w:p>
     <w:p>
       <w:r>
@@ -2701,11 +2778,11 @@
         <w:pStyle w:val="21"/>
         <w:jc w:val="center"/>
       </w:pPr>
-      <w:bookmarkStart w:id="3" w:name="_Toc232500508"/>
+      <w:bookmarkStart w:id="4" w:name="_Toc232863491"/>
       <w:r>
         <w:t>IOTA 2.0</w:t>
       </w:r>
-      <w:bookmarkEnd w:id="3"/>
+      <w:bookmarkEnd w:id="4"/>
     </w:p>
     <w:p>
       <w:pPr>
@@ -2757,6 +2834,8 @@
       <w:r>
         <w:rPr>
           <w:rFonts w:cs="Times New Roman"/>
+          <w:i/>
+          <w:iCs/>
         </w:rPr>
         <w:t>validation</w:t>
       </w:r>
@@ -2764,6 +2843,8 @@
       <w:r>
         <w:rPr>
           <w:rFonts w:cs="Times New Roman"/>
+          <w:i/>
+          <w:iCs/>
         </w:rPr>
         <w:t xml:space="preserve"> </w:t>
       </w:r>
@@ -2771,6 +2852,8 @@
       <w:r>
         <w:rPr>
           <w:rFonts w:cs="Times New Roman"/>
+          <w:i/>
+          <w:iCs/>
         </w:rPr>
         <w:t>blocks</w:t>
       </w:r>
@@ -4374,6 +4457,12 @@
         <w:t>стейкинга</w:t>
       </w:r>
       <w:proofErr w:type="spellEnd"/>
+      <w:r>
+        <w:rPr>
+          <w:rFonts w:cs="Times New Roman"/>
+        </w:rPr>
+        <w:t xml:space="preserve"> [14]</w:t>
+      </w:r>
       <w:r>
         <w:rPr>
           <w:rFonts w:cs="Times New Roman"/>
@@ -7801,12 +7890,12 @@
           <w:lang w:val="en-US"/>
         </w:rPr>
       </w:pPr>
-      <w:bookmarkStart w:id="4" w:name="_Toc232500509"/>
+      <w:bookmarkStart w:id="5" w:name="_Toc232863492"/>
       <w:proofErr w:type="spellStart"/>
       <w:r>
         <w:t>Hashgraph</w:t>
       </w:r>
-      <w:bookmarkEnd w:id="4"/>
+      <w:bookmarkEnd w:id="5"/>
       <w:proofErr w:type="spellEnd"/>
     </w:p>
     <w:p>
@@ -7914,7 +8003,19 @@
         <w:rPr>
           <w:rFonts w:cs="Times New Roman"/>
         </w:rPr>
-        <w:t>: участники распространяют не только транзакции, но и сведения о том, кто, когда и от кого узнал эти транзакции. Это позволяет всем честным узлам локально восстановить один и тот же граф коммуникаций и выполнить виртуальное голосование, не отправляя отдельные сообщения-голоса по сети.</w:t>
+        <w:t>: участники распространяют не только транзакции, но и сведения о том, кто, когда и от кого узнал эти транзакции. Это позволяет всем честным узлам локально восстановить один и тот же граф коммуникаций и выполнить виртуальное голосование, не отправляя отдельные сообщения-голоса по сети</w:t>
+      </w:r>
+      <w:r>
+        <w:rPr>
+          <w:rFonts w:cs="Times New Roman"/>
+        </w:rPr>
+        <w:t xml:space="preserve"> [4, 5]</w:t>
+      </w:r>
+      <w:r>
+        <w:rPr>
+          <w:rFonts w:cs="Times New Roman"/>
+        </w:rPr>
+        <w:t>.</w:t>
       </w:r>
     </w:p>
     <w:p>
@@ -13887,19 +13988,11 @@
         </w:rPr>
         <w:t xml:space="preserve">, а медиана времён, </w:t>
       </w:r>
-      <w:proofErr w:type="spellStart"/>
-      <w:r>
-        <w:rPr>
-          <w:rFonts w:cs="Times New Roman"/>
-        </w:rPr>
-        <w:t>создания</w:t>
-      </w:r>
-      <w:proofErr w:type="spellEnd"/>
-      <w:r>
-        <w:rPr>
-          <w:rFonts w:cs="Times New Roman"/>
-        </w:rPr>
-        <w:t xml:space="preserve"> известных свидетелей</w:t>
+      <w:r>
+        <w:rPr>
+          <w:rFonts w:cs="Times New Roman"/>
+        </w:rPr>
+        <w:t>создания известных свидетелей</w:t>
       </w:r>
       <w:r>
         <w:rPr>
@@ -14363,7 +14456,7 @@
         <w:pStyle w:val="21"/>
         <w:jc w:val="center"/>
       </w:pPr>
-      <w:bookmarkStart w:id="5" w:name="_Toc232500510"/>
+      <w:bookmarkStart w:id="6" w:name="_Toc232863493"/>
       <w:r>
         <w:t xml:space="preserve">PHANTOM / </w:t>
       </w:r>
@@ -14371,7 +14464,7 @@
       <w:r>
         <w:t>BlockDAG</w:t>
       </w:r>
-      <w:bookmarkEnd w:id="5"/>
+      <w:bookmarkEnd w:id="6"/>
       <w:proofErr w:type="spellEnd"/>
     </w:p>
     <w:p>
@@ -14412,7 +14505,19 @@
         <w:rPr>
           <w:rFonts w:cs="Times New Roman"/>
         </w:rPr>
-        <w:t>-консенсуса, но вместо линейной цепочки используют граф блоков. Это позволяет учитывать параллельно созданные блоки и тем самым повышать пропускную способность системы. В таких моделях важную роль играет упорядочивание блоков и отделение честной области графа от области, которая может быть создана атакующим.</w:t>
+        <w:t>-консенсуса, но вместо линейной цепочки используют граф блоков. Это позволяет учитывать параллельно созданные блоки и тем самым повышать пропускную способность системы. В таких моделях важную роль играет упорядочивание блоков и отделение честной области графа от области, которая может быть создана атакующим</w:t>
+      </w:r>
+      <w:r>
+        <w:rPr>
+          <w:rFonts w:cs="Times New Roman"/>
+        </w:rPr>
+        <w:t xml:space="preserve"> [7]</w:t>
+      </w:r>
+      <w:r>
+        <w:rPr>
+          <w:rFonts w:cs="Times New Roman"/>
+        </w:rPr>
+        <w:t>.</w:t>
       </w:r>
     </w:p>
     <w:p>
@@ -14482,12 +14587,12 @@
         <w:pStyle w:val="21"/>
         <w:jc w:val="center"/>
       </w:pPr>
-      <w:bookmarkStart w:id="6" w:name="_Toc232500511"/>
+      <w:bookmarkStart w:id="7" w:name="_Toc232863494"/>
       <w:proofErr w:type="spellStart"/>
       <w:r>
         <w:t>Avalanche</w:t>
       </w:r>
-      <w:bookmarkEnd w:id="6"/>
+      <w:bookmarkEnd w:id="7"/>
       <w:proofErr w:type="spellEnd"/>
     </w:p>
     <w:p>
@@ -14548,7 +14653,19 @@
         <w:rPr>
           <w:rFonts w:cs="Times New Roman"/>
         </w:rPr>
-        <w:t>, а вероятностному процессу голосования и сходимости предпочтений.</w:t>
+        <w:t>, а вероятностному процессу голосования и сходимости предпочтений</w:t>
+      </w:r>
+      <w:r>
+        <w:rPr>
+          <w:rFonts w:cs="Times New Roman"/>
+        </w:rPr>
+        <w:t xml:space="preserve"> [8]</w:t>
+      </w:r>
+      <w:r>
+        <w:rPr>
+          <w:rFonts w:cs="Times New Roman"/>
+        </w:rPr>
+        <w:t>.</w:t>
       </w:r>
     </w:p>
     <w:p>
@@ -14581,7 +14698,14 @@
         <w:rPr>
           <w:rFonts w:cs="Times New Roman"/>
         </w:rPr>
-        <w:t xml:space="preserve"> интересен как пример быстрого подтверждения и разрешения конфликтов, но его логика отличается от рассматриваемой модели. В предлагаемой архитектуре основной акцент делается не на многократном опросе случайных участников, а на локальном выборе родителей, </w:t>
+        <w:t xml:space="preserve"> интересен как пример быстрого подтверждения и разрешения конфликтов, но его логика отличается от рассматриваемой модели. В предлагаемой архитектуре основной акцент делается не на многократном опросе случайных участников, а на локальном выборе </w:t>
+      </w:r>
+      <w:r>
+        <w:rPr>
+          <w:rFonts w:cs="Times New Roman"/>
+        </w:rPr>
+        <w:lastRenderedPageBreak/>
+        <w:t xml:space="preserve">родителей, </w:t>
       </w:r>
       <w:r>
         <w:rPr>
@@ -14646,14 +14770,7 @@
         <w:rPr>
           <w:rFonts w:cs="Times New Roman"/>
         </w:rPr>
-        <w:t xml:space="preserve"> </w:t>
-      </w:r>
-      <w:r>
-        <w:rPr>
-          <w:rFonts w:cs="Times New Roman"/>
-        </w:rPr>
-        <w:lastRenderedPageBreak/>
-        <w:t xml:space="preserve">рассматривается как альтернативный подход к быстрому консенсусу, но не как основа для модели с ротацией </w:t>
+        <w:t xml:space="preserve"> рассматривается как альтернативный подход к быстрому консенсусу, но не как основа для модели с ротацией </w:t>
       </w:r>
       <w:r>
         <w:rPr>
@@ -14680,11 +14797,11 @@
         <w:pStyle w:val="21"/>
         <w:jc w:val="center"/>
       </w:pPr>
-      <w:bookmarkStart w:id="7" w:name="_Toc232500512"/>
+      <w:bookmarkStart w:id="8" w:name="_Toc232863495"/>
       <w:r>
         <w:t>Сравнение DAG – систем и выбор наиболее подходящего для системы умного города</w:t>
       </w:r>
-      <w:bookmarkEnd w:id="7"/>
+      <w:bookmarkEnd w:id="8"/>
     </w:p>
     <w:p>
       <w:pPr>
@@ -16290,7 +16407,7 @@
         <w:pStyle w:val="1"/>
         <w:jc w:val="center"/>
       </w:pPr>
-      <w:bookmarkStart w:id="8" w:name="_Toc232500513"/>
+      <w:bookmarkStart w:id="9" w:name="_Toc232863496"/>
       <w:r>
         <w:rPr>
           <w:caps w:val="0"/>
@@ -16310,7 +16427,7 @@
         </w:rPr>
         <w:t>-СОСТОЯНИЯ</w:t>
       </w:r>
-      <w:bookmarkEnd w:id="8"/>
+      <w:bookmarkEnd w:id="9"/>
     </w:p>
     <w:p>
       <w:pPr>
@@ -16320,11 +16437,11 @@
           <w:lang w:val="en-US"/>
         </w:rPr>
       </w:pPr>
-      <w:bookmarkStart w:id="9" w:name="_Toc232500514"/>
+      <w:bookmarkStart w:id="10" w:name="_Toc232863497"/>
       <w:r>
         <w:t>Общее описание идеи</w:t>
       </w:r>
-      <w:bookmarkEnd w:id="9"/>
+      <w:bookmarkEnd w:id="10"/>
     </w:p>
     <w:p>
       <w:pPr>
@@ -17124,12 +17241,12 @@
         <w:pStyle w:val="21"/>
         <w:jc w:val="center"/>
       </w:pPr>
-      <w:bookmarkStart w:id="10" w:name="_Toc232500515"/>
+      <w:bookmarkStart w:id="11" w:name="_Toc232863498"/>
       <w:r>
         <w:lastRenderedPageBreak/>
         <w:t>Формальная модель реестра и протокола подтверждения</w:t>
       </w:r>
-      <w:bookmarkEnd w:id="10"/>
+      <w:bookmarkEnd w:id="11"/>
     </w:p>
     <w:p>
       <w:pPr>
@@ -19434,7 +19551,19 @@
           <w:rFonts w:cs="Times New Roman"/>
         </w:rPr>
         <w:lastRenderedPageBreak/>
-        <w:t xml:space="preserve">[11]. Чекпоинт в эпохе </w:t>
+        <w:t>[1</w:t>
+      </w:r>
+      <w:r>
+        <w:rPr>
+          <w:rFonts w:cs="Times New Roman"/>
+        </w:rPr>
+        <w:t>2</w:t>
+      </w:r>
+      <w:r>
+        <w:rPr>
+          <w:rFonts w:cs="Times New Roman"/>
+        </w:rPr>
+        <w:t xml:space="preserve">]. Чекпоинт в эпохе </w:t>
       </w:r>
       <m:oMath>
         <m:r>
@@ -19514,7 +19643,26 @@
         <w:rPr>
           <w:rFonts w:cs="Times New Roman"/>
         </w:rPr>
-        <w:t xml:space="preserve"> Дадим определение кворуму-сертификат.</w:t>
+        <w:t xml:space="preserve"> Дадим определение кворуму-сертификат</w:t>
+      </w:r>
+      <w:r>
+        <w:rPr>
+          <w:rFonts w:cs="Times New Roman"/>
+        </w:rPr>
+        <w:t xml:space="preserve"> </w:t>
+      </w:r>
+      <w:r>
+        <w:rPr>
+          <w:rFonts w:cs="Times New Roman"/>
+          <w:lang w:val="en-US"/>
+        </w:rPr>
+        <w:t>[9]</w:t>
+      </w:r>
+      <w:r>
+        <w:rPr>
+          <w:rFonts w:cs="Times New Roman"/>
+        </w:rPr>
+        <w:t>.</w:t>
       </w:r>
     </w:p>
     <w:p>
@@ -21116,6 +21264,9 @@
       </w:r>
       <w:proofErr w:type="spellEnd"/>
       <w:r>
+        <w:t xml:space="preserve"> [10]</w:t>
+      </w:r>
+      <w:r>
         <w:t>:</w:t>
       </w:r>
     </w:p>
@@ -24209,7 +24360,7 @@
         <w:pStyle w:val="1"/>
         <w:jc w:val="center"/>
       </w:pPr>
-      <w:bookmarkStart w:id="11" w:name="_Toc232500516"/>
+      <w:bookmarkStart w:id="12" w:name="_Toc232863499"/>
       <w:r>
         <w:lastRenderedPageBreak/>
         <w:t>Эмулятор</w:t>
@@ -24220,7 +24371,7 @@
       <w:r>
         <w:t>ротации генезис-состояния</w:t>
       </w:r>
-      <w:bookmarkEnd w:id="11"/>
+      <w:bookmarkEnd w:id="12"/>
     </w:p>
     <w:p>
       <w:r>
@@ -24284,14 +24435,14 @@
         <w:spacing w:before="240" w:after="120"/>
         <w:jc w:val="center"/>
       </w:pPr>
-      <w:bookmarkStart w:id="12" w:name="_Toc232500517"/>
+      <w:bookmarkStart w:id="13" w:name="_Toc232863500"/>
       <w:r>
         <w:t xml:space="preserve">Модель P2P-сети в </w:t>
       </w:r>
       <w:r>
         <w:t>эмуляторе</w:t>
       </w:r>
-      <w:bookmarkEnd w:id="12"/>
+      <w:bookmarkEnd w:id="13"/>
     </w:p>
     <w:p>
       <w:pPr>
@@ -24441,7 +24592,25 @@
         <w:rPr>
           <w:rFonts w:cs="Times New Roman"/>
         </w:rPr>
-        <w:t xml:space="preserve"> и чтобы информация могла быстро переходить между регионами. В текущей реализации используются параметры </w:t>
+        <w:t xml:space="preserve"> и чтобы информация могла быстро переходить между регионами</w:t>
+      </w:r>
+      <w:r>
+        <w:rPr>
+          <w:rFonts w:cs="Times New Roman"/>
+        </w:rPr>
+        <w:t xml:space="preserve"> </w:t>
+      </w:r>
+      <w:r>
+        <w:rPr>
+          <w:rFonts w:cs="Times New Roman"/>
+        </w:rPr>
+        <w:t>[13]</w:t>
+      </w:r>
+      <w:r>
+        <w:rPr>
+          <w:rFonts w:cs="Times New Roman"/>
+        </w:rPr>
+        <w:t xml:space="preserve">. В текущей реализации используются параметры </w:t>
       </w:r>
       <w:proofErr w:type="spellStart"/>
       <w:r>
@@ -25213,21 +25382,7 @@
         <w:rPr>
           <w:rFonts w:cs="Times New Roman"/>
         </w:rPr>
-        <w:t xml:space="preserve"> выбирается в диапазоне от 1.35 до 2.1. После этого эффективная длина маршрута делится на скорость распространения сигнала propagationKmPerSec = 160000 км/с. Это знач</w:t>
-      </w:r>
-      <w:proofErr w:type="spellStart"/>
-      <w:r>
-        <w:rPr>
-          <w:rFonts w:cs="Times New Roman"/>
-        </w:rPr>
-        <w:t>ение</w:t>
-      </w:r>
-      <w:proofErr w:type="spellEnd"/>
-      <w:r>
-        <w:rPr>
-          <w:rFonts w:cs="Times New Roman"/>
-        </w:rPr>
-        <w:t xml:space="preserve"> меньше скорости света в вакууме и ближе к распространению сигнала по оптоволокну и сетевой инфраструктуре.</w:t>
+        <w:t xml:space="preserve"> выбирается в диапазоне от 1.35 до 2.1. После этого эффективная длина маршрута делится на скорость распространения сигнала propagationKmPerSec = 160000 км/с. Это значение меньше скорости света в вакууме и ближе к распространению сигнала по оптоволокну и сетевой инфраструктуре.</w:t>
       </w:r>
     </w:p>
     <w:p>
@@ -25479,11 +25634,11 @@
         <w:spacing w:before="240" w:after="120"/>
         <w:jc w:val="center"/>
       </w:pPr>
-      <w:bookmarkStart w:id="13" w:name="_Toc232500518"/>
+      <w:bookmarkStart w:id="14" w:name="_Toc232863501"/>
       <w:r>
         <w:t>Алгоритм выбора родителей в DAG</w:t>
       </w:r>
-      <w:bookmarkEnd w:id="13"/>
+      <w:bookmarkEnd w:id="14"/>
     </w:p>
     <w:p>
       <w:pPr>
@@ -25687,7 +25842,6 @@
           <w:iCs/>
         </w:rPr>
       </w:pPr>
-      <w:bookmarkStart w:id="14" w:name="_Toc232500519"/>
       <w:r>
         <w:rPr>
           <w:i w:val="0"/>
@@ -25695,6 +25849,7 @@
         </w:rPr>
         <w:t xml:space="preserve"> </w:t>
       </w:r>
+      <w:bookmarkStart w:id="15" w:name="_Toc232863502"/>
       <w:r>
         <w:rPr>
           <w:i w:val="0"/>
@@ -25702,7 +25857,7 @@
         </w:rPr>
         <w:t>Выбор родителей обычной транзакции</w:t>
       </w:r>
-      <w:bookmarkEnd w:id="14"/>
+      <w:bookmarkEnd w:id="15"/>
     </w:p>
     <w:p>
       <w:pPr>
@@ -26101,7 +26256,7 @@
       <w:r>
         <w:t xml:space="preserve"> </w:t>
       </w:r>
-      <w:bookmarkStart w:id="15" w:name="_Toc232500520"/>
+      <w:bookmarkStart w:id="16" w:name="_Toc232863503"/>
       <w:r>
         <w:rPr>
           <w:i w:val="0"/>
@@ -26197,7 +26352,7 @@
         </w:rPr>
         <w:t>)</w:t>
       </w:r>
-      <w:bookmarkEnd w:id="15"/>
+      <w:bookmarkEnd w:id="16"/>
     </w:p>
     <w:p>
       <w:pPr>
@@ -26733,7 +26888,6 @@
           <w:iCs/>
         </w:rPr>
       </w:pPr>
-      <w:bookmarkStart w:id="16" w:name="_Toc232500521"/>
       <w:r>
         <w:rPr>
           <w:i w:val="0"/>
@@ -26741,6 +26895,7 @@
         </w:rPr>
         <w:t xml:space="preserve"> </w:t>
       </w:r>
+      <w:bookmarkStart w:id="17" w:name="_Toc232863504"/>
       <w:r>
         <w:rPr>
           <w:i w:val="0"/>
@@ -26748,7 +26903,7 @@
         </w:rPr>
         <w:t>Формальная запись правил выбора</w:t>
       </w:r>
-      <w:bookmarkEnd w:id="16"/>
+      <w:bookmarkEnd w:id="17"/>
     </w:p>
     <w:p>
       <w:pPr>
@@ -30735,11 +30890,11 @@
           <w:i/>
         </w:rPr>
       </w:pPr>
-      <w:bookmarkStart w:id="17" w:name="_Toc232500522"/>
+      <w:bookmarkStart w:id="18" w:name="_Toc232863505"/>
       <w:r>
         <w:t>Финализация слота и состояния транзакций</w:t>
       </w:r>
-      <w:bookmarkEnd w:id="17"/>
+      <w:bookmarkEnd w:id="18"/>
     </w:p>
     <w:p>
       <w:pPr>
@@ -31055,12 +31210,12 @@
         <w:pStyle w:val="1"/>
         <w:jc w:val="center"/>
       </w:pPr>
-      <w:bookmarkStart w:id="18" w:name="_Toc232500523"/>
+      <w:bookmarkStart w:id="19" w:name="_Toc232863506"/>
       <w:r>
         <w:lastRenderedPageBreak/>
         <w:t>ЭКСПЕРИМЕНТАЛЬНАЯ ОЦЕНКА УСТОЙЧИВОСТИ К КОНФЛИКТНЫМ ТРАНЗАКЦИЯМ</w:t>
       </w:r>
-      <w:bookmarkEnd w:id="18"/>
+      <w:bookmarkEnd w:id="19"/>
     </w:p>
     <w:p>
       <w:pPr>
@@ -31406,7 +31561,7 @@
         </w:rPr>
         <w:lastRenderedPageBreak/>
         <w:drawing>
-          <wp:inline distT="0" distB="0" distL="0" distR="0" wp14:anchorId="5C3060E7" wp14:editId="14E347CB">
+          <wp:inline distT="0" distB="0" distL="0" distR="0" wp14:anchorId="5C3060E7" wp14:editId="15175A5D">
             <wp:extent cx="4952020" cy="2971112"/>
             <wp:effectExtent l="0" t="0" r="1270" b="1270"/>
             <wp:docPr id="531067598" name="Рисунок 4"/>
@@ -31888,9 +32043,11 @@
       <w:pPr>
         <w:pStyle w:val="afa"/>
       </w:pPr>
+      <w:bookmarkStart w:id="20" w:name="_Toc232863507"/>
       <w:r>
         <w:t>Заключение</w:t>
       </w:r>
+      <w:bookmarkEnd w:id="20"/>
     </w:p>
     <w:p/>
     <w:p>
@@ -31972,9 +32129,11 @@
       <w:r>
         <w:t xml:space="preserve"> </w:t>
       </w:r>
+      <w:bookmarkStart w:id="21" w:name="_Toc232863508"/>
       <w:r>
         <w:t>Список использованных источников</w:t>
       </w:r>
+      <w:bookmarkEnd w:id="21"/>
     </w:p>
     <w:p>
       <w:pPr>
@@ -31998,29 +32157,49 @@
           <w:rFonts w:cs="Times New Roman"/>
           <w:lang w:val="en-US"/>
         </w:rPr>
-        <w:t>When Internet of Things Meets Blockchain: Challenges in Distributed</w:t>
-      </w:r>
-      <w:r>
-        <w:rPr>
-          <w:rFonts w:cs="Times New Roman"/>
-          <w:lang w:val="en-US"/>
-        </w:rPr>
-        <w:br/>
+        <w:t xml:space="preserve">Cao B. et al. </w:t>
+      </w:r>
+      <w:r>
+        <w:rPr>
+          <w:rFonts w:cs="Times New Roman"/>
+          <w:lang w:val="en-US"/>
+        </w:rPr>
+        <w:t xml:space="preserve">When Internet of Things Meets Blockchain: Challenges in </w:t>
+      </w:r>
+      <w:r>
+        <w:rPr>
+          <w:rFonts w:cs="Times New Roman"/>
+          <w:lang w:val="en-US"/>
+        </w:rPr>
+        <w:tab/>
+      </w:r>
+      <w:r>
+        <w:rPr>
+          <w:rFonts w:cs="Times New Roman"/>
+          <w:lang w:val="en-US"/>
+        </w:rPr>
+        <w:tab/>
+      </w:r>
+      <w:r>
+        <w:rPr>
+          <w:rFonts w:cs="Times New Roman"/>
+          <w:lang w:val="en-US"/>
+        </w:rPr>
+        <w:tab/>
+      </w:r>
+      <w:r>
+        <w:rPr>
+          <w:rFonts w:cs="Times New Roman"/>
+          <w:lang w:val="en-US"/>
+        </w:rPr>
+        <w:t>Distributed</w:t>
+      </w:r>
+      <w:r>
+        <w:rPr>
+          <w:rFonts w:cs="Times New Roman"/>
+          <w:lang w:val="en-US"/>
+        </w:rPr>
         <w:t xml:space="preserve"> </w:t>
-      </w:r>
-      <w:r>
-        <w:rPr>
-          <w:rFonts w:cs="Times New Roman"/>
-          <w:lang w:val="en-US"/>
-        </w:rPr>
-        <w:tab/>
-      </w:r>
-      <w:r>
-        <w:rPr>
-          <w:rFonts w:cs="Times New Roman"/>
-          <w:lang w:val="en-US"/>
-        </w:rPr>
-        <w:tab/>
       </w:r>
       <w:r>
         <w:rPr>
@@ -32096,14 +32275,7 @@
           <w:rFonts w:cs="Times New Roman"/>
           <w:lang w:val="en-US"/>
         </w:rPr>
-        <w:t xml:space="preserve"> </w:t>
-      </w:r>
-      <w:r>
-        <w:rPr>
-          <w:rFonts w:cs="Times New Roman"/>
-          <w:lang w:val="en-US"/>
-        </w:rPr>
-        <w:t>https://www.researchgate.net/publication/</w:t>
+        <w:t xml:space="preserve"> https://www.researchgate.net/publication/</w:t>
       </w:r>
       <w:r>
         <w:rPr>
@@ -32159,36 +32331,56 @@
           <w:rFonts w:cs="Times New Roman"/>
           <w:lang w:val="en-US"/>
         </w:rPr>
-        <w:t>How Much Communication Resource Is Needed to Run a Wireless</w:t>
-      </w:r>
-      <w:r>
-        <w:rPr>
-          <w:rFonts w:cs="Times New Roman"/>
-          <w:lang w:val="en-US"/>
-        </w:rPr>
-        <w:br/>
+        <w:t xml:space="preserve">Zhang L. et al. </w:t>
+      </w:r>
+      <w:r>
+        <w:rPr>
+          <w:rFonts w:cs="Times New Roman"/>
+          <w:lang w:val="en-US"/>
+        </w:rPr>
+        <w:t xml:space="preserve">How Much Communication Resource Is Needed to Run a </w:t>
+      </w:r>
+      <w:r>
+        <w:rPr>
+          <w:rFonts w:cs="Times New Roman"/>
+          <w:lang w:val="en-US"/>
+        </w:rPr>
+        <w:tab/>
+      </w:r>
+      <w:r>
+        <w:rPr>
+          <w:rFonts w:cs="Times New Roman"/>
+          <w:lang w:val="en-US"/>
+        </w:rPr>
+        <w:tab/>
+      </w:r>
+      <w:r>
+        <w:rPr>
+          <w:rFonts w:cs="Times New Roman"/>
+          <w:lang w:val="en-US"/>
+        </w:rPr>
+        <w:tab/>
+      </w:r>
+      <w:r>
+        <w:rPr>
+          <w:rFonts w:cs="Times New Roman"/>
+          <w:lang w:val="en-US"/>
+        </w:rPr>
+        <w:tab/>
+      </w:r>
+      <w:r>
+        <w:rPr>
+          <w:rFonts w:cs="Times New Roman"/>
+          <w:lang w:val="en-US"/>
+        </w:rPr>
+        <w:t>Wireless</w:t>
+      </w:r>
+      <w:r>
+        <w:rPr>
+          <w:rFonts w:cs="Times New Roman"/>
+          <w:lang w:val="en-US"/>
+        </w:rPr>
         <w:t xml:space="preserve"> </w:t>
-      </w:r>
-      <w:r>
-        <w:rPr>
-          <w:rFonts w:cs="Times New Roman"/>
-          <w:lang w:val="en-US"/>
-        </w:rPr>
-        <w:tab/>
-      </w:r>
-      <w:r>
-        <w:rPr>
-          <w:rFonts w:cs="Times New Roman"/>
-          <w:lang w:val="en-US"/>
-        </w:rPr>
-        <w:tab/>
-      </w:r>
-      <w:r>
-        <w:rPr>
-          <w:rFonts w:cs="Times New Roman"/>
-          <w:lang w:val="en-US"/>
-        </w:rPr>
-        <w:tab/>
       </w:r>
       <w:r>
         <w:rPr>
@@ -32418,14 +32610,20 @@
           <w:rFonts w:cs="Times New Roman"/>
           <w:lang w:val="en-US"/>
         </w:rPr>
-        <w:t xml:space="preserve">Direct Acyclic Graph-Based Ledger for Internet of Things: Performance </w:t>
-      </w:r>
-      <w:r>
-        <w:rPr>
-          <w:rFonts w:cs="Times New Roman"/>
-          <w:lang w:val="en-US"/>
-        </w:rPr>
-        <w:br/>
+        <w:t xml:space="preserve">Li Y. et al. </w:t>
+      </w:r>
+      <w:r>
+        <w:rPr>
+          <w:rFonts w:cs="Times New Roman"/>
+          <w:lang w:val="en-US"/>
+        </w:rPr>
+        <w:t xml:space="preserve">Direct Acyclic Graph-Based Ledger for Internet of Things: </w:t>
+      </w:r>
+      <w:r>
+        <w:rPr>
+          <w:rFonts w:cs="Times New Roman"/>
+          <w:lang w:val="en-US"/>
+        </w:rPr>
         <w:t xml:space="preserve"> </w:t>
       </w:r>
       <w:r>
@@ -32454,7 +32652,14 @@
           <w:rFonts w:cs="Times New Roman"/>
           <w:lang w:val="en-US"/>
         </w:rPr>
-        <w:t>and</w:t>
+        <w:tab/>
+      </w:r>
+      <w:r>
+        <w:rPr>
+          <w:rFonts w:cs="Times New Roman"/>
+          <w:lang w:val="en-US"/>
+        </w:rPr>
+        <w:t>Performance and</w:t>
       </w:r>
       <w:r>
         <w:rPr>
@@ -32489,14 +32694,7 @@
           <w:rFonts w:cs="Times New Roman"/>
           <w:lang w:val="en-US"/>
         </w:rPr>
-        <w:t xml:space="preserve"> </w:t>
-      </w:r>
-      <w:r>
-        <w:rPr>
-          <w:rFonts w:cs="Times New Roman"/>
-          <w:lang w:val="en-US"/>
-        </w:rPr>
-        <w:t>[</w:t>
+        <w:t xml:space="preserve"> [</w:t>
       </w:r>
       <w:r>
         <w:rPr>
@@ -32728,6 +32926,29 @@
           <w:rFonts w:cs="Times New Roman"/>
           <w:lang w:val="en-US"/>
         </w:rPr>
+        <w:t xml:space="preserve">Baird L., </w:t>
+      </w:r>
+      <w:proofErr w:type="spellStart"/>
+      <w:r>
+        <w:rPr>
+          <w:rFonts w:cs="Times New Roman"/>
+          <w:lang w:val="en-US"/>
+        </w:rPr>
+        <w:t>Luykx</w:t>
+      </w:r>
+      <w:proofErr w:type="spellEnd"/>
+      <w:r>
+        <w:rPr>
+          <w:rFonts w:cs="Times New Roman"/>
+          <w:lang w:val="en-US"/>
+        </w:rPr>
+        <w:t xml:space="preserve"> A. </w:t>
+      </w:r>
+      <w:r>
+        <w:rPr>
+          <w:rFonts w:cs="Times New Roman"/>
+          <w:lang w:val="en-US"/>
+        </w:rPr>
         <w:t xml:space="preserve">The </w:t>
       </w:r>
       <w:proofErr w:type="spellStart"/>
@@ -32744,15 +32965,7 @@
           <w:rFonts w:cs="Times New Roman"/>
           <w:lang w:val="en-US"/>
         </w:rPr>
-        <w:t xml:space="preserve"> Protocol: Efficient Asynchronous BFT for </w:t>
-      </w:r>
-      <w:r>
-        <w:rPr>
-          <w:rFonts w:cs="Times New Roman"/>
-          <w:lang w:val="en-US"/>
-        </w:rPr>
-        <w:br/>
-        <w:t xml:space="preserve"> </w:t>
+        <w:t xml:space="preserve"> Protocol: Efficient Asynchronous BFT</w:t>
       </w:r>
       <w:r>
         <w:rPr>
@@ -32780,7 +32993,14 @@
           <w:rFonts w:cs="Times New Roman"/>
           <w:lang w:val="en-US"/>
         </w:rPr>
-        <w:t>High</w:t>
+        <w:tab/>
+      </w:r>
+      <w:r>
+        <w:rPr>
+          <w:rFonts w:cs="Times New Roman"/>
+          <w:lang w:val="en-US"/>
+        </w:rPr>
+        <w:t>for High</w:t>
       </w:r>
       <w:r>
         <w:rPr>
@@ -32801,14 +33021,7 @@
           <w:rFonts w:cs="Times New Roman"/>
           <w:lang w:val="en-US"/>
         </w:rPr>
-        <w:t xml:space="preserve"> </w:t>
-      </w:r>
-      <w:r>
-        <w:rPr>
-          <w:rFonts w:cs="Times New Roman"/>
-          <w:lang w:val="en-US"/>
-        </w:rPr>
-        <w:t>[</w:t>
+        <w:t xml:space="preserve"> [</w:t>
       </w:r>
       <w:r>
         <w:rPr>
@@ -32970,6 +33183,13 @@
           <w:rFonts w:cs="Times New Roman"/>
           <w:lang w:val="en-US"/>
         </w:rPr>
+        <w:t xml:space="preserve">Baird L. </w:t>
+      </w:r>
+      <w:r>
+        <w:rPr>
+          <w:rFonts w:cs="Times New Roman"/>
+          <w:lang w:val="en-US"/>
+        </w:rPr>
         <w:t xml:space="preserve">The </w:t>
       </w:r>
       <w:proofErr w:type="spellStart"/>
@@ -33002,14 +33222,7 @@
           <w:rFonts w:cs="Times New Roman"/>
           <w:lang w:val="en-US"/>
         </w:rPr>
-        <w:t xml:space="preserve"> Consensus Algorithm: Fair, Fast, Byzantine Fault </w:t>
-      </w:r>
-      <w:r>
-        <w:rPr>
-          <w:rFonts w:cs="Times New Roman"/>
-          <w:lang w:val="en-US"/>
-        </w:rPr>
-        <w:t xml:space="preserve">                   </w:t>
+        <w:t xml:space="preserve"> Consensus Algorithm: Fair, Fast, </w:t>
       </w:r>
       <w:r>
         <w:rPr>
@@ -33017,7 +33230,48 @@
           <w:lang w:val="en-US"/>
         </w:rPr>
         <w:tab/>
-        <w:t xml:space="preserve">                    </w:t>
+      </w:r>
+      <w:r>
+        <w:rPr>
+          <w:rFonts w:cs="Times New Roman"/>
+          <w:lang w:val="en-US"/>
+        </w:rPr>
+        <w:tab/>
+      </w:r>
+      <w:r>
+        <w:rPr>
+          <w:rFonts w:cs="Times New Roman"/>
+          <w:lang w:val="en-US"/>
+        </w:rPr>
+        <w:tab/>
+      </w:r>
+      <w:r>
+        <w:rPr>
+          <w:rFonts w:cs="Times New Roman"/>
+          <w:lang w:val="en-US"/>
+        </w:rPr>
+        <w:tab/>
+      </w:r>
+      <w:r>
+        <w:rPr>
+          <w:rFonts w:cs="Times New Roman"/>
+          <w:lang w:val="en-US"/>
+        </w:rPr>
+        <w:tab/>
+      </w:r>
+      <w:r>
+        <w:rPr>
+          <w:rFonts w:cs="Times New Roman"/>
+          <w:lang w:val="en-US"/>
+        </w:rPr>
+        <w:t>Byzantine Fault</w:t>
+      </w:r>
+      <w:r>
+        <w:rPr>
+          <w:rFonts w:cs="Times New Roman"/>
+          <w:lang w:val="en-US"/>
+        </w:rPr>
+        <w:t xml:space="preserve"> </w:t>
       </w:r>
       <w:r>
         <w:rPr>
@@ -33229,6 +33483,54 @@
           <w:rFonts w:cs="Times New Roman"/>
         </w:rPr>
       </w:pPr>
+      <w:proofErr w:type="spellStart"/>
+      <w:r>
+        <w:rPr>
+          <w:rFonts w:cs="Times New Roman"/>
+        </w:rPr>
+        <w:t>Popov</w:t>
+      </w:r>
+      <w:proofErr w:type="spellEnd"/>
+      <w:r>
+        <w:rPr>
+          <w:rFonts w:cs="Times New Roman"/>
+        </w:rPr>
+        <w:t xml:space="preserve"> S. </w:t>
+      </w:r>
+      <w:proofErr w:type="spellStart"/>
+      <w:r>
+        <w:rPr>
+          <w:rFonts w:cs="Times New Roman"/>
+        </w:rPr>
+        <w:t>et</w:t>
+      </w:r>
+      <w:proofErr w:type="spellEnd"/>
+      <w:r>
+        <w:rPr>
+          <w:rFonts w:cs="Times New Roman"/>
+        </w:rPr>
+        <w:t xml:space="preserve"> </w:t>
+      </w:r>
+      <w:proofErr w:type="spellStart"/>
+      <w:r>
+        <w:rPr>
+          <w:rFonts w:cs="Times New Roman"/>
+        </w:rPr>
+        <w:t>al</w:t>
+      </w:r>
+      <w:proofErr w:type="spellEnd"/>
+      <w:r>
+        <w:rPr>
+          <w:rFonts w:cs="Times New Roman"/>
+        </w:rPr>
+        <w:t>.</w:t>
+      </w:r>
+      <w:r>
+        <w:rPr>
+          <w:rFonts w:cs="Times New Roman"/>
+        </w:rPr>
+        <w:t xml:space="preserve"> </w:t>
+      </w:r>
       <w:r>
         <w:rPr>
           <w:rFonts w:cs="Times New Roman"/>
@@ -33479,96 +33781,168 @@
           <w:rFonts w:cs="Times New Roman"/>
         </w:rPr>
       </w:pPr>
-      <w:r>
-        <w:rPr>
-          <w:rFonts w:cs="Times New Roman"/>
-          <w:lang w:val="en-US"/>
+      <w:proofErr w:type="spellStart"/>
+      <w:r>
+        <w:rPr>
+          <w:rFonts w:cs="Times New Roman"/>
+        </w:rPr>
+        <w:t>Sompolinsky</w:t>
+      </w:r>
+      <w:proofErr w:type="spellEnd"/>
+      <w:r>
+        <w:rPr>
+          <w:rFonts w:cs="Times New Roman"/>
+        </w:rPr>
+        <w:t xml:space="preserve"> Y., </w:t>
+      </w:r>
+      <w:proofErr w:type="spellStart"/>
+      <w:r>
+        <w:rPr>
+          <w:rFonts w:cs="Times New Roman"/>
+        </w:rPr>
+        <w:t>Zohar</w:t>
+      </w:r>
+      <w:proofErr w:type="spellEnd"/>
+      <w:r>
+        <w:rPr>
+          <w:rFonts w:cs="Times New Roman"/>
+        </w:rPr>
+        <w:t xml:space="preserve"> A.</w:t>
+      </w:r>
+      <w:r>
+        <w:rPr>
+          <w:rFonts w:cs="Times New Roman"/>
+        </w:rPr>
+        <w:t xml:space="preserve"> </w:t>
+      </w:r>
+      <w:r>
+        <w:rPr>
+          <w:rFonts w:cs="Times New Roman"/>
+          <w:lang w:val="en-US"/>
+        </w:rPr>
+        <w:t>A</w:t>
+      </w:r>
+      <w:r>
+        <w:rPr>
+          <w:rFonts w:cs="Times New Roman"/>
+        </w:rPr>
+        <w:t xml:space="preserve"> </w:t>
+      </w:r>
+      <w:r>
+        <w:rPr>
+          <w:rFonts w:cs="Times New Roman"/>
+          <w:lang w:val="en-US"/>
+        </w:rPr>
+        <w:t>Scalable</w:t>
+      </w:r>
+      <w:r>
+        <w:rPr>
+          <w:rFonts w:cs="Times New Roman"/>
+        </w:rPr>
+        <w:t xml:space="preserve"> </w:t>
+      </w:r>
+      <w:proofErr w:type="spellStart"/>
+      <w:r>
+        <w:rPr>
+          <w:rFonts w:cs="Times New Roman"/>
+          <w:lang w:val="en-US"/>
+        </w:rPr>
+        <w:t>BlockDAG</w:t>
+      </w:r>
+      <w:proofErr w:type="spellEnd"/>
+      <w:r>
+        <w:rPr>
+          <w:rFonts w:cs="Times New Roman"/>
+        </w:rPr>
+        <w:t xml:space="preserve"> </w:t>
+      </w:r>
+      <w:r>
+        <w:rPr>
+          <w:rFonts w:cs="Times New Roman"/>
+          <w:lang w:val="en-US"/>
+        </w:rPr>
+        <w:t>Protocol</w:t>
+      </w:r>
+      <w:r>
+        <w:rPr>
+          <w:rFonts w:cs="Times New Roman"/>
+        </w:rPr>
+        <w:t xml:space="preserve"> </w:t>
+      </w:r>
+      <w:r>
+        <w:rPr>
+          <w:rFonts w:cs="Times New Roman"/>
+        </w:rPr>
+        <w:tab/>
+      </w:r>
+      <w:r>
+        <w:rPr>
+          <w:rFonts w:cs="Times New Roman"/>
+        </w:rPr>
+        <w:tab/>
+      </w:r>
+      <w:r>
+        <w:rPr>
+          <w:rFonts w:cs="Times New Roman"/>
+        </w:rPr>
+        <w:tab/>
+      </w:r>
+      <w:r>
+        <w:rPr>
+          <w:rFonts w:cs="Times New Roman"/>
+        </w:rPr>
+        <w:br/>
+        <w:t xml:space="preserve">                   </w:t>
+      </w:r>
+      <w:proofErr w:type="gramStart"/>
+      <w:r>
+        <w:rPr>
+          <w:rFonts w:cs="Times New Roman"/>
+        </w:rPr>
+        <w:t xml:space="preserve">   </w:t>
+      </w:r>
+      <w:r>
+        <w:rPr>
+          <w:rFonts w:cs="Times New Roman"/>
+        </w:rPr>
+        <w:t>[</w:t>
+      </w:r>
+      <w:proofErr w:type="gramEnd"/>
+      <w:r>
+        <w:rPr>
+          <w:rFonts w:cs="Times New Roman"/>
+        </w:rPr>
+        <w:t>Электронный</w:t>
+      </w:r>
+      <w:r>
+        <w:rPr>
+          <w:rFonts w:cs="Times New Roman"/>
+        </w:rPr>
+        <w:t xml:space="preserve"> </w:t>
+      </w:r>
+      <w:r>
+        <w:rPr>
+          <w:rFonts w:cs="Times New Roman"/>
+        </w:rPr>
+        <w:t>ресурс</w:t>
+      </w:r>
+      <w:r>
+        <w:rPr>
+          <w:rFonts w:cs="Times New Roman"/>
+        </w:rPr>
+        <w:t>]</w:t>
+      </w:r>
+      <w:r>
+        <w:rPr>
+          <w:rFonts w:cs="Times New Roman"/>
+        </w:rPr>
+        <w:br/>
+      </w:r>
+      <w:r>
+        <w:rPr>
+          <w:rFonts w:cs="Times New Roman"/>
         </w:rPr>
         <w:lastRenderedPageBreak/>
-        <w:t>A</w:t>
-      </w:r>
-      <w:r>
-        <w:rPr>
-          <w:rFonts w:cs="Times New Roman"/>
-        </w:rPr>
-        <w:t xml:space="preserve"> </w:t>
-      </w:r>
-      <w:r>
-        <w:rPr>
-          <w:rFonts w:cs="Times New Roman"/>
-          <w:lang w:val="en-US"/>
-        </w:rPr>
-        <w:t>Scalable</w:t>
-      </w:r>
-      <w:r>
-        <w:rPr>
-          <w:rFonts w:cs="Times New Roman"/>
-        </w:rPr>
-        <w:t xml:space="preserve"> </w:t>
-      </w:r>
-      <w:proofErr w:type="spellStart"/>
-      <w:r>
-        <w:rPr>
-          <w:rFonts w:cs="Times New Roman"/>
-          <w:lang w:val="en-US"/>
-        </w:rPr>
-        <w:t>BlockDAG</w:t>
-      </w:r>
-      <w:proofErr w:type="spellEnd"/>
-      <w:r>
-        <w:rPr>
-          <w:rFonts w:cs="Times New Roman"/>
-        </w:rPr>
-        <w:t xml:space="preserve"> </w:t>
-      </w:r>
-      <w:r>
-        <w:rPr>
-          <w:rFonts w:cs="Times New Roman"/>
-          <w:lang w:val="en-US"/>
-        </w:rPr>
-        <w:t>Protocol</w:t>
-      </w:r>
-      <w:r>
-        <w:rPr>
-          <w:rFonts w:cs="Times New Roman"/>
-        </w:rPr>
-        <w:t xml:space="preserve"> </w:t>
-      </w:r>
-      <w:r>
-        <w:rPr>
-          <w:rFonts w:cs="Times New Roman"/>
-        </w:rPr>
-        <w:t>[</w:t>
-      </w:r>
-      <w:r>
-        <w:rPr>
-          <w:rFonts w:cs="Times New Roman"/>
-        </w:rPr>
-        <w:t>Электронный</w:t>
-      </w:r>
-      <w:r>
-        <w:rPr>
-          <w:rFonts w:cs="Times New Roman"/>
-        </w:rPr>
-        <w:t xml:space="preserve"> </w:t>
-      </w:r>
-      <w:r>
-        <w:rPr>
-          <w:rFonts w:cs="Times New Roman"/>
-        </w:rPr>
-        <w:t>ресурс</w:t>
-      </w:r>
-      <w:r>
-        <w:rPr>
-          <w:rFonts w:cs="Times New Roman"/>
-        </w:rPr>
-        <w:t>]</w:t>
-      </w:r>
-      <w:r>
-        <w:rPr>
-          <w:rFonts w:cs="Times New Roman"/>
-        </w:rPr>
-        <w:br/>
         <w:t xml:space="preserve"> </w:t>
       </w:r>
       <w:r>
@@ -33741,6 +34115,13 @@
           <w:rFonts w:cs="Times New Roman"/>
           <w:lang w:val="en-US"/>
         </w:rPr>
+        <w:t xml:space="preserve">Amores-Sesar I., Cachin C., Tedeschi E. </w:t>
+      </w:r>
+      <w:r>
+        <w:rPr>
+          <w:rFonts w:cs="Times New Roman"/>
+          <w:lang w:val="en-US"/>
+        </w:rPr>
         <w:t>When</w:t>
       </w:r>
       <w:r>
@@ -33811,6 +34192,48 @@
           <w:rFonts w:cs="Times New Roman"/>
           <w:lang w:val="en-US"/>
         </w:rPr>
+        <w:tab/>
+      </w:r>
+      <w:r>
+        <w:rPr>
+          <w:rFonts w:cs="Times New Roman"/>
+          <w:lang w:val="en-US"/>
+        </w:rPr>
+        <w:tab/>
+      </w:r>
+      <w:r>
+        <w:rPr>
+          <w:rFonts w:cs="Times New Roman"/>
+          <w:lang w:val="en-US"/>
+        </w:rPr>
+        <w:tab/>
+      </w:r>
+      <w:r>
+        <w:rPr>
+          <w:rFonts w:cs="Times New Roman"/>
+          <w:lang w:val="en-US"/>
+        </w:rPr>
+        <w:tab/>
+      </w:r>
+      <w:r>
+        <w:rPr>
+          <w:rFonts w:cs="Times New Roman"/>
+          <w:lang w:val="en-US"/>
+        </w:rPr>
+        <w:tab/>
+      </w:r>
+      <w:r>
+        <w:rPr>
+          <w:rFonts w:cs="Times New Roman"/>
+          <w:lang w:val="en-US"/>
+        </w:rPr>
+        <w:t>Security</w:t>
+      </w:r>
+      <w:r>
+        <w:rPr>
+          <w:rFonts w:cs="Times New Roman"/>
+          <w:lang w:val="en-US"/>
+        </w:rPr>
         <w:t xml:space="preserve"> </w:t>
       </w:r>
       <w:r>
@@ -33818,7 +34241,7 @@
           <w:rFonts w:cs="Times New Roman"/>
           <w:lang w:val="en-US"/>
         </w:rPr>
-        <w:t>Security</w:t>
+        <w:t>Analysis</w:t>
       </w:r>
       <w:r>
         <w:rPr>
@@ -33832,7 +34255,7 @@
           <w:rFonts w:cs="Times New Roman"/>
           <w:lang w:val="en-US"/>
         </w:rPr>
-        <w:t>Analysis</w:t>
+        <w:t>of</w:t>
       </w:r>
       <w:r>
         <w:rPr>
@@ -33846,7 +34269,7 @@
           <w:rFonts w:cs="Times New Roman"/>
           <w:lang w:val="en-US"/>
         </w:rPr>
-        <w:t>of</w:t>
+        <w:t>Avalanche</w:t>
       </w:r>
       <w:r>
         <w:rPr>
@@ -33860,7 +34283,7 @@
           <w:rFonts w:cs="Times New Roman"/>
           <w:lang w:val="en-US"/>
         </w:rPr>
-        <w:t>Avalanche</w:t>
+        <w:t>Consensus</w:t>
       </w:r>
       <w:r>
         <w:rPr>
@@ -33874,48 +34297,7 @@
           <w:rFonts w:cs="Times New Roman"/>
           <w:lang w:val="en-US"/>
         </w:rPr>
-        <w:t>Consensus</w:t>
-      </w:r>
-      <w:r>
-        <w:rPr>
-          <w:rFonts w:cs="Times New Roman"/>
-          <w:lang w:val="en-US"/>
-        </w:rPr>
-        <w:t xml:space="preserve"> </w:t>
-      </w:r>
-      <w:r>
-        <w:rPr>
-          <w:rFonts w:cs="Times New Roman"/>
-          <w:lang w:val="en-US"/>
-        </w:rPr>
         <w:tab/>
-      </w:r>
-      <w:r>
-        <w:rPr>
-          <w:rFonts w:cs="Times New Roman"/>
-          <w:lang w:val="en-US"/>
-        </w:rPr>
-        <w:tab/>
-      </w:r>
-      <w:r>
-        <w:rPr>
-          <w:rFonts w:cs="Times New Roman"/>
-          <w:lang w:val="en-US"/>
-        </w:rPr>
-        <w:tab/>
-      </w:r>
-      <w:r>
-        <w:rPr>
-          <w:rFonts w:cs="Times New Roman"/>
-          <w:lang w:val="en-US"/>
-        </w:rPr>
-        <w:tab/>
-      </w:r>
-      <w:r>
-        <w:rPr>
-          <w:rFonts w:cs="Times New Roman"/>
-          <w:lang w:val="en-US"/>
-        </w:rPr>
         <w:t>[</w:t>
       </w:r>
       <w:r>
@@ -34155,7 +34537,66 @@
           <w:rFonts w:cs="Times New Roman"/>
           <w:lang w:val="en-US"/>
         </w:rPr>
-        <w:t xml:space="preserve">Proceedings of the Third Symposium on Operating Systems Design </w:t>
+        <w:t xml:space="preserve">Castro M., </w:t>
+      </w:r>
+      <w:proofErr w:type="spellStart"/>
+      <w:r>
+        <w:rPr>
+          <w:rFonts w:cs="Times New Roman"/>
+          <w:lang w:val="en-US"/>
+        </w:rPr>
+        <w:t>Liskov</w:t>
+      </w:r>
+      <w:proofErr w:type="spellEnd"/>
+      <w:r>
+        <w:rPr>
+          <w:rFonts w:cs="Times New Roman"/>
+          <w:lang w:val="en-US"/>
+        </w:rPr>
+        <w:t xml:space="preserve"> B. </w:t>
+      </w:r>
+      <w:r>
+        <w:rPr>
+          <w:rFonts w:cs="Times New Roman"/>
+          <w:lang w:val="en-US"/>
+        </w:rPr>
+        <w:t>Proceedings of the Third Symposium on Operating</w:t>
+      </w:r>
+      <w:r>
+        <w:rPr>
+          <w:rFonts w:cs="Times New Roman"/>
+          <w:lang w:val="en-US"/>
+        </w:rPr>
+        <w:tab/>
+      </w:r>
+      <w:r>
+        <w:rPr>
+          <w:rFonts w:cs="Times New Roman"/>
+          <w:lang w:val="en-US"/>
+        </w:rPr>
+        <w:tab/>
+      </w:r>
+      <w:r>
+        <w:rPr>
+          <w:rFonts w:cs="Times New Roman"/>
+          <w:lang w:val="en-US"/>
+        </w:rPr>
+        <w:tab/>
+        <w:t xml:space="preserve"> </w:t>
+      </w:r>
+      <w:r>
+        <w:rPr>
+          <w:rFonts w:cs="Times New Roman"/>
+          <w:lang w:val="en-US"/>
+        </w:rPr>
+        <w:tab/>
+      </w:r>
+      <w:r>
+        <w:rPr>
+          <w:rFonts w:cs="Times New Roman"/>
+          <w:lang w:val="en-US"/>
+        </w:rPr>
+        <w:t xml:space="preserve">Systems Design </w:t>
       </w:r>
       <w:proofErr w:type="gramStart"/>
       <w:r>
@@ -34177,37 +34618,9 @@
           <w:rFonts w:cs="Times New Roman"/>
           <w:lang w:val="en-US"/>
         </w:rPr>
-        <w:tab/>
+        <w:t>Implementation</w:t>
       </w:r>
       <w:proofErr w:type="gramEnd"/>
-      <w:r>
-        <w:rPr>
-          <w:rFonts w:cs="Times New Roman"/>
-          <w:lang w:val="en-US"/>
-        </w:rPr>
-        <w:tab/>
-      </w:r>
-      <w:r>
-        <w:rPr>
-          <w:rFonts w:cs="Times New Roman"/>
-          <w:lang w:val="en-US"/>
-        </w:rPr>
-        <w:tab/>
-      </w:r>
-      <w:r>
-        <w:rPr>
-          <w:rFonts w:cs="Times New Roman"/>
-          <w:lang w:val="en-US"/>
-        </w:rPr>
-        <w:tab/>
-      </w:r>
-      <w:r>
-        <w:rPr>
-          <w:rFonts w:cs="Times New Roman"/>
-          <w:lang w:val="en-US"/>
-        </w:rPr>
-        <w:t>Implementation</w:t>
-      </w:r>
       <w:r>
         <w:rPr>
           <w:rFonts w:cs="Times New Roman"/>
@@ -34461,6 +34874,13 @@
           <w:lang w:val="en-US"/>
         </w:rPr>
       </w:pPr>
+      <w:r>
+        <w:rPr>
+          <w:rFonts w:cs="Times New Roman"/>
+          <w:lang w:val="en-US"/>
+        </w:rPr>
+        <w:t xml:space="preserve">Yin M. et al. </w:t>
+      </w:r>
       <w:proofErr w:type="spellStart"/>
       <w:r>
         <w:rPr>
@@ -34664,8 +35084,16 @@
         <w:jc w:val="left"/>
         <w:rPr>
           <w:rFonts w:cs="Times New Roman"/>
-        </w:rPr>
-      </w:pPr>
+          <w:lang w:val="en-US"/>
+        </w:rPr>
+      </w:pPr>
+      <w:r>
+        <w:rPr>
+          <w:rFonts w:cs="Times New Roman"/>
+          <w:lang w:val="en-US"/>
+        </w:rPr>
+        <w:t xml:space="preserve">IOTA Foundation. </w:t>
+      </w:r>
       <w:r>
         <w:rPr>
           <w:rFonts w:cs="Times New Roman"/>
@@ -34676,12 +35104,14 @@
       <w:r>
         <w:rPr>
           <w:rFonts w:cs="Times New Roman"/>
+          <w:lang w:val="en-US"/>
         </w:rPr>
         <w:t>:</w:t>
       </w:r>
       <w:r>
         <w:rPr>
           <w:rFonts w:cs="Times New Roman"/>
+          <w:lang w:val="en-US"/>
         </w:rPr>
         <w:t xml:space="preserve"> </w:t>
       </w:r>
@@ -34690,11 +35120,19 @@
           <w:rFonts w:cs="Times New Roman"/>
           <w:lang w:val="en-US"/>
         </w:rPr>
-        <w:t>introduction</w:t>
-      </w:r>
-      <w:r>
-        <w:rPr>
-          <w:rFonts w:cs="Times New Roman"/>
+        <w:t>I</w:t>
+      </w:r>
+      <w:r>
+        <w:rPr>
+          <w:rFonts w:cs="Times New Roman"/>
+          <w:lang w:val="en-US"/>
+        </w:rPr>
+        <w:t>ntroduction</w:t>
+      </w:r>
+      <w:r>
+        <w:rPr>
+          <w:rFonts w:cs="Times New Roman"/>
+          <w:lang w:val="en-US"/>
         </w:rPr>
         <w:t xml:space="preserve"> </w:t>
       </w:r>
@@ -34708,6 +35146,20 @@
       <w:r>
         <w:rPr>
           <w:rFonts w:cs="Times New Roman"/>
+          <w:lang w:val="en-US"/>
+        </w:rPr>
+        <w:t xml:space="preserve"> [</w:t>
+      </w:r>
+      <w:r>
+        <w:rPr>
+          <w:rFonts w:cs="Times New Roman"/>
+        </w:rPr>
+        <w:t>Электронный</w:t>
+      </w:r>
+      <w:r>
+        <w:rPr>
+          <w:rFonts w:cs="Times New Roman"/>
+          <w:lang w:val="en-US"/>
         </w:rPr>
         <w:t xml:space="preserve"> </w:t>
       </w:r>
@@ -34715,41 +35167,19 @@
         <w:rPr>
           <w:rFonts w:cs="Times New Roman"/>
         </w:rPr>
-        <w:t>[</w:t>
-      </w:r>
-      <w:r>
-        <w:rPr>
-          <w:rFonts w:cs="Times New Roman"/>
-        </w:rPr>
-        <w:t>Электронный</w:t>
-      </w:r>
-      <w:r>
-        <w:rPr>
-          <w:rFonts w:cs="Times New Roman"/>
-        </w:rPr>
-        <w:t xml:space="preserve"> </w:t>
-      </w:r>
-      <w:r>
-        <w:rPr>
-          <w:rFonts w:cs="Times New Roman"/>
-        </w:rPr>
         <w:t>ресурс</w:t>
       </w:r>
       <w:r>
         <w:rPr>
           <w:rFonts w:cs="Times New Roman"/>
-        </w:rPr>
-        <w:t>]</w:t>
-      </w:r>
-      <w:r>
-        <w:rPr>
-          <w:rFonts w:cs="Times New Roman"/>
-        </w:rPr>
-        <w:t xml:space="preserve"> </w:t>
-      </w:r>
-      <w:r>
-        <w:rPr>
-          <w:rFonts w:cs="Times New Roman"/>
+          <w:lang w:val="en-US"/>
+        </w:rPr>
+        <w:t xml:space="preserve">] </w:t>
+      </w:r>
+      <w:r>
+        <w:rPr>
+          <w:rFonts w:cs="Times New Roman"/>
+          <w:lang w:val="en-US"/>
         </w:rPr>
         <w:br/>
         <w:t xml:space="preserve"> </w:t>
@@ -34757,18 +35187,21 @@
       <w:r>
         <w:rPr>
           <w:rFonts w:cs="Times New Roman"/>
+          <w:lang w:val="en-US"/>
         </w:rPr>
         <w:tab/>
       </w:r>
       <w:r>
         <w:rPr>
           <w:rFonts w:cs="Times New Roman"/>
+          <w:lang w:val="en-US"/>
         </w:rPr>
         <w:tab/>
       </w:r>
       <w:r>
         <w:rPr>
           <w:rFonts w:cs="Times New Roman"/>
+          <w:lang w:val="en-US"/>
         </w:rPr>
         <w:tab/>
       </w:r>
@@ -34782,6 +35215,7 @@
       <w:r>
         <w:rPr>
           <w:rFonts w:cs="Times New Roman"/>
+          <w:lang w:val="en-US"/>
         </w:rPr>
         <w:t xml:space="preserve">: </w:t>
       </w:r>
@@ -34795,10 +35229,10 @@
       <w:r>
         <w:rPr>
           <w:rFonts w:cs="Times New Roman"/>
+          <w:lang w:val="en-US"/>
         </w:rPr>
         <w:t>://</w:t>
       </w:r>
-      <w:proofErr w:type="spellStart"/>
       <w:r>
         <w:rPr>
           <w:rFonts w:cs="Times New Roman"/>
@@ -34806,14 +35240,13 @@
         </w:rPr>
         <w:t>iotawikisand</w:t>
       </w:r>
-      <w:proofErr w:type="spellEnd"/>
-      <w:r>
-        <w:rPr>
-          <w:rFonts w:cs="Times New Roman"/>
+      <w:r>
+        <w:rPr>
+          <w:rFonts w:cs="Times New Roman"/>
+          <w:lang w:val="en-US"/>
         </w:rPr>
         <w:t>.</w:t>
       </w:r>
-      <w:proofErr w:type="spellStart"/>
       <w:r>
         <w:rPr>
           <w:rFonts w:cs="Times New Roman"/>
@@ -34821,10 +35254,10 @@
         </w:rPr>
         <w:t>vercel</w:t>
       </w:r>
-      <w:proofErr w:type="spellEnd"/>
-      <w:r>
-        <w:rPr>
-          <w:rFonts w:cs="Times New Roman"/>
+      <w:r>
+        <w:rPr>
+          <w:rFonts w:cs="Times New Roman"/>
+          <w:lang w:val="en-US"/>
         </w:rPr>
         <w:t>.</w:t>
       </w:r>
@@ -34838,6 +35271,7 @@
       <w:r>
         <w:rPr>
           <w:rFonts w:cs="Times New Roman"/>
+          <w:lang w:val="en-US"/>
         </w:rPr>
         <w:t>/</w:t>
       </w:r>
@@ -34851,6 +35285,7 @@
       <w:r>
         <w:rPr>
           <w:rFonts w:cs="Times New Roman"/>
+          <w:lang w:val="en-US"/>
         </w:rPr>
         <w:t>/</w:t>
       </w:r>
@@ -34864,6 +35299,7 @@
       <w:r>
         <w:rPr>
           <w:rFonts w:cs="Times New Roman"/>
+          <w:lang w:val="en-US"/>
         </w:rPr>
         <w:t>/</w:t>
       </w:r>
@@ -34877,6 +35313,7 @@
       <w:r>
         <w:rPr>
           <w:rFonts w:cs="Times New Roman"/>
+          <w:lang w:val="en-US"/>
         </w:rPr>
         <w:t>/</w:t>
       </w:r>
@@ -34890,36 +35327,42 @@
       <w:r>
         <w:rPr>
           <w:rFonts w:cs="Times New Roman"/>
+          <w:lang w:val="en-US"/>
         </w:rPr>
         <w:t xml:space="preserve"> </w:t>
       </w:r>
       <w:r>
         <w:rPr>
           <w:rFonts w:cs="Times New Roman"/>
+          <w:lang w:val="en-US"/>
         </w:rPr>
         <w:t xml:space="preserve">         </w:t>
       </w:r>
       <w:r>
         <w:rPr>
           <w:rFonts w:cs="Times New Roman"/>
+          <w:lang w:val="en-US"/>
         </w:rPr>
         <w:tab/>
       </w:r>
       <w:r>
         <w:rPr>
           <w:rFonts w:cs="Times New Roman"/>
+          <w:lang w:val="en-US"/>
         </w:rPr>
         <w:tab/>
       </w:r>
       <w:r>
         <w:rPr>
           <w:rFonts w:cs="Times New Roman"/>
+          <w:lang w:val="en-US"/>
         </w:rPr>
         <w:tab/>
       </w:r>
       <w:r>
         <w:rPr>
           <w:rFonts w:cs="Times New Roman"/>
+          <w:lang w:val="en-US"/>
         </w:rPr>
         <w:t>(</w:t>
       </w:r>
@@ -34938,6 +35381,7 @@
       <w:r>
         <w:rPr>
           <w:rFonts w:cs="Times New Roman"/>
+          <w:lang w:val="en-US"/>
         </w:rPr>
         <w:t xml:space="preserve"> </w:t>
       </w:r>
@@ -34950,12 +35394,14 @@
       <w:r>
         <w:rPr>
           <w:rFonts w:cs="Times New Roman"/>
+          <w:lang w:val="en-US"/>
         </w:rPr>
         <w:t>: 05.05.2026)</w:t>
       </w:r>
       <w:r>
         <w:rPr>
           <w:rFonts w:cs="Times New Roman"/>
+          <w:lang w:val="en-US"/>
         </w:rPr>
         <w:t>.</w:t>
       </w:r>
@@ -34975,6 +35421,20 @@
           <w:rFonts w:cs="Times New Roman"/>
           <w:lang w:val="en-US"/>
         </w:rPr>
+        <w:t>Qiu H. et al.</w:t>
+      </w:r>
+      <w:r>
+        <w:rPr>
+          <w:rFonts w:cs="Times New Roman"/>
+          <w:lang w:val="en-US"/>
+        </w:rPr>
+        <w:t xml:space="preserve"> </w:t>
+      </w:r>
+      <w:r>
+        <w:rPr>
+          <w:rFonts w:cs="Times New Roman"/>
+          <w:lang w:val="en-US"/>
+        </w:rPr>
         <w:t>A</w:t>
       </w:r>
       <w:r>
@@ -35108,6 +35568,48 @@
           <w:rFonts w:cs="Times New Roman"/>
           <w:lang w:val="en-US"/>
         </w:rPr>
+        <w:tab/>
+      </w:r>
+      <w:r>
+        <w:rPr>
+          <w:rFonts w:cs="Times New Roman"/>
+          <w:lang w:val="en-US"/>
+        </w:rPr>
+        <w:tab/>
+      </w:r>
+      <w:r>
+        <w:rPr>
+          <w:rFonts w:cs="Times New Roman"/>
+          <w:lang w:val="en-US"/>
+        </w:rPr>
+        <w:tab/>
+      </w:r>
+      <w:r>
+        <w:rPr>
+          <w:rFonts w:cs="Times New Roman"/>
+          <w:lang w:val="en-US"/>
+        </w:rPr>
+        <w:tab/>
+      </w:r>
+      <w:r>
+        <w:rPr>
+          <w:rFonts w:cs="Times New Roman"/>
+          <w:lang w:val="en-US"/>
+        </w:rPr>
+        <w:tab/>
+      </w:r>
+      <w:r>
+        <w:rPr>
+          <w:rFonts w:cs="Times New Roman"/>
+          <w:lang w:val="en-US"/>
+        </w:rPr>
+        <w:t>Robust</w:t>
+      </w:r>
+      <w:r>
+        <w:rPr>
+          <w:rFonts w:cs="Times New Roman"/>
+          <w:lang w:val="en-US"/>
+        </w:rPr>
         <w:t xml:space="preserve"> </w:t>
       </w:r>
       <w:r>
@@ -35115,7 +35617,7 @@
           <w:rFonts w:cs="Times New Roman"/>
           <w:lang w:val="en-US"/>
         </w:rPr>
-        <w:t>Robust</w:t>
+        <w:t>Blockchain</w:t>
       </w:r>
       <w:r>
         <w:rPr>
@@ -35123,48 +35625,6 @@
           <w:lang w:val="en-US"/>
         </w:rPr>
         <w:t xml:space="preserve"> </w:t>
-      </w:r>
-      <w:r>
-        <w:rPr>
-          <w:rFonts w:cs="Times New Roman"/>
-          <w:lang w:val="en-US"/>
-        </w:rPr>
-        <w:t>Blockchain</w:t>
-      </w:r>
-      <w:r>
-        <w:rPr>
-          <w:rFonts w:cs="Times New Roman"/>
-          <w:lang w:val="en-US"/>
-        </w:rPr>
-        <w:t xml:space="preserve"> </w:t>
-      </w:r>
-      <w:r>
-        <w:rPr>
-          <w:rFonts w:cs="Times New Roman"/>
-          <w:lang w:val="en-US"/>
-        </w:rPr>
-        <w:t xml:space="preserve">  </w:t>
-      </w:r>
-      <w:r>
-        <w:rPr>
-          <w:rFonts w:cs="Times New Roman"/>
-          <w:lang w:val="en-US"/>
-        </w:rPr>
-        <w:tab/>
-      </w:r>
-      <w:r>
-        <w:rPr>
-          <w:rFonts w:cs="Times New Roman"/>
-          <w:lang w:val="en-US"/>
-        </w:rPr>
-        <w:tab/>
-      </w:r>
-      <w:r>
-        <w:rPr>
-          <w:rFonts w:cs="Times New Roman"/>
-          <w:lang w:val="en-US"/>
-        </w:rPr>
-        <w:tab/>
       </w:r>
       <w:r>
         <w:rPr>
@@ -35424,7 +35884,56 @@
           <w:rFonts w:cs="Times New Roman"/>
           <w:lang w:val="en-US"/>
         </w:rPr>
-        <w:t xml:space="preserve">Accounts, Tokens, Mana and Staking IOTA </w:t>
+        <w:t>IOTA Foundation.</w:t>
+      </w:r>
+      <w:r>
+        <w:rPr>
+          <w:rFonts w:cs="Times New Roman"/>
+          <w:lang w:val="en-US"/>
+        </w:rPr>
+        <w:t xml:space="preserve"> </w:t>
+      </w:r>
+      <w:r>
+        <w:rPr>
+          <w:rFonts w:cs="Times New Roman"/>
+          <w:lang w:val="en-US"/>
+        </w:rPr>
+        <w:t>Accounts, Tokens, Mana and Staking IOTA</w:t>
+      </w:r>
+      <w:r>
+        <w:rPr>
+          <w:rFonts w:cs="Times New Roman"/>
+          <w:lang w:val="en-US"/>
+        </w:rPr>
+        <w:tab/>
+      </w:r>
+      <w:r>
+        <w:rPr>
+          <w:rFonts w:cs="Times New Roman"/>
+          <w:lang w:val="en-US"/>
+        </w:rPr>
+        <w:tab/>
+      </w:r>
+      <w:r>
+        <w:rPr>
+          <w:rFonts w:cs="Times New Roman"/>
+          <w:lang w:val="en-US"/>
+        </w:rPr>
+        <w:tab/>
+      </w:r>
+      <w:r>
+        <w:rPr>
+          <w:rFonts w:cs="Times New Roman"/>
+          <w:lang w:val="en-US"/>
+        </w:rPr>
+        <w:tab/>
+      </w:r>
+      <w:r>
+        <w:rPr>
+          <w:rFonts w:cs="Times New Roman"/>
+          <w:lang w:val="en-US"/>
+        </w:rPr>
+        <w:tab/>
       </w:r>
       <w:r>
         <w:rPr>
@@ -35601,6 +36110,20 @@
           <w:lang w:val="en-US"/>
         </w:rPr>
       </w:pPr>
+      <w:r>
+        <w:rPr>
+          <w:rFonts w:cs="Times New Roman"/>
+          <w:lang w:val="en-US"/>
+        </w:rPr>
+        <w:t>Bozkurt I. N. et al.</w:t>
+      </w:r>
+      <w:r>
+        <w:rPr>
+          <w:rFonts w:cs="Times New Roman"/>
+          <w:lang w:val="en-US"/>
+        </w:rPr>
+        <w:t xml:space="preserve"> </w:t>
+      </w:r>
       <w:r>
         <w:rPr>
           <w:rFonts w:cs="Times New Roman"/>
@@ -35632,18 +36155,21 @@
       <w:r>
         <w:rPr>
           <w:rFonts w:cs="Times New Roman"/>
+          <w:lang w:val="en-US"/>
         </w:rPr>
         <w:t xml:space="preserve"> </w:t>
       </w:r>
       <w:r>
         <w:rPr>
           <w:rFonts w:cs="Times New Roman"/>
+          <w:lang w:val="en-US"/>
         </w:rPr>
         <w:tab/>
       </w:r>
       <w:r>
         <w:rPr>
           <w:rFonts w:cs="Times New Roman"/>
+          <w:lang w:val="en-US"/>
         </w:rPr>
         <w:tab/>
       </w:r>
@@ -35870,6 +36396,20 @@
           <w:rFonts w:cs="Times New Roman"/>
         </w:rPr>
       </w:pPr>
+      <w:proofErr w:type="spellStart"/>
+      <w:r>
+        <w:rPr>
+          <w:rFonts w:cs="Times New Roman"/>
+        </w:rPr>
+        <w:t>Gorelkin</w:t>
+      </w:r>
+      <w:proofErr w:type="spellEnd"/>
+      <w:r>
+        <w:rPr>
+          <w:rFonts w:cs="Times New Roman"/>
+        </w:rPr>
+        <w:t xml:space="preserve"> G. </w:t>
+      </w:r>
       <w:proofErr w:type="spellStart"/>
       <w:r>
         <w:rPr>
@@ -36554,7 +37094,7 @@
       <w:lvlText w:val="%1)"/>
       <w:lvlJc w:val="left"/>
       <w:pPr>
-        <w:ind w:left="1070" w:hanging="360"/>
+        <w:ind w:left="2486" w:hanging="360"/>
       </w:pPr>
       <w:rPr>
         <w:rFonts w:hint="default"/>
@@ -36566,7 +37106,7 @@
       <w:lvlText w:val="%2."/>
       <w:lvlJc w:val="left"/>
       <w:pPr>
-        <w:ind w:left="1790" w:hanging="360"/>
+        <w:ind w:left="3206" w:hanging="360"/>
       </w:pPr>
     </w:lvl>
     <w:lvl w:ilvl="2" w:tplc="0419001B">
@@ -36575,7 +37115,7 @@
       <w:lvlText w:val="%3."/>
       <w:lvlJc w:val="right"/>
       <w:pPr>
-        <w:ind w:left="2510" w:hanging="180"/>
+        <w:ind w:left="3926" w:hanging="180"/>
       </w:pPr>
     </w:lvl>
     <w:lvl w:ilvl="3" w:tplc="0419000F" w:tentative="1">
@@ -36584,7 +37124,7 @@
       <w:lvlText w:val="%4."/>
       <w:lvlJc w:val="left"/>
       <w:pPr>
-        <w:ind w:left="3230" w:hanging="360"/>
+        <w:ind w:left="4646" w:hanging="360"/>
       </w:pPr>
     </w:lvl>
     <w:lvl w:ilvl="4" w:tplc="04190019" w:tentative="1">
@@ -36593,7 +37133,7 @@
       <w:lvlText w:val="%5."/>
       <w:lvlJc w:val="left"/>
       <w:pPr>
-        <w:ind w:left="3950" w:hanging="360"/>
+        <w:ind w:left="5366" w:hanging="360"/>
       </w:pPr>
     </w:lvl>
     <w:lvl w:ilvl="5" w:tplc="0419001B" w:tentative="1">
@@ -36602,7 +37142,7 @@
       <w:lvlText w:val="%6."/>
       <w:lvlJc w:val="right"/>
       <w:pPr>
-        <w:ind w:left="4670" w:hanging="180"/>
+        <w:ind w:left="6086" w:hanging="180"/>
       </w:pPr>
     </w:lvl>
     <w:lvl w:ilvl="6" w:tplc="0419000F" w:tentative="1">
@@ -36611,7 +37151,7 @@
       <w:lvlText w:val="%7."/>
       <w:lvlJc w:val="left"/>
       <w:pPr>
-        <w:ind w:left="5390" w:hanging="360"/>
+        <w:ind w:left="6806" w:hanging="360"/>
       </w:pPr>
     </w:lvl>
     <w:lvl w:ilvl="7" w:tplc="04190019" w:tentative="1">
@@ -36620,7 +37160,7 @@
       <w:lvlText w:val="%8."/>
       <w:lvlJc w:val="left"/>
       <w:pPr>
-        <w:ind w:left="6110" w:hanging="360"/>
+        <w:ind w:left="7526" w:hanging="360"/>
       </w:pPr>
     </w:lvl>
     <w:lvl w:ilvl="8" w:tplc="0419001B" w:tentative="1">
@@ -36629,7 +37169,7 @@
       <w:lvlText w:val="%9."/>
       <w:lvlJc w:val="right"/>
       <w:pPr>
-        <w:ind w:left="6830" w:hanging="180"/>
+        <w:ind w:left="8246" w:hanging="180"/>
       </w:pPr>
     </w:lvl>
   </w:abstractNum>
